--- a/ele224l_on_calisma/out/EN_Experiment5_Preliminary_Report.docx
+++ b/ele224l_on_calisma/out/EN_Experiment5_Preliminary_Report.docx
@@ -7616,7 +7616,7 @@
           <w:b w:val="0"/>
           <w:i w:val="0"/>
         </w:rPr>
-        <w:t>Figure 2.2.2</w:t>
+        <w:t>Figure 2.2.4</w:t>
       </w:r>
       <w:r>
         <w:rPr>
@@ -9740,6 +9740,2146 @@
       <w:r>
         <w:rPr>
           <w:rFonts w:ascii="Times New Roman" w:hAnsi="Times New Roman" w:cs="Times New Roman" w:eastAsia="Times New Roman"/>
+          <w:b w:val="0"/>
+          <w:i w:val="0"/>
+        </w:rPr>
+        <w:t xml:space="preserve">The simulation was repeated in LTspice; the waveform window with the cursors is shown in </w:t>
+      </w:r>
+      <w:r>
+        <w:rPr>
+          <w:rFonts w:ascii="Times New Roman" w:hAnsi="Times New Roman" w:cs="Times New Roman" w:eastAsia="Times New Roman"/>
+          <w:b w:val="0"/>
+          <w:i w:val="0"/>
+        </w:rPr>
+        <w:t>Figure 2.2.2</w:t>
+      </w:r>
+      <w:r>
+        <w:rPr>
+          <w:rFonts w:ascii="Times New Roman" w:hAnsi="Times New Roman" w:cs="Times New Roman" w:eastAsia="Times New Roman"/>
+          <w:b w:val="0"/>
+          <w:i w:val="0"/>
+        </w:rPr>
+        <w:t xml:space="preserve">, and the cursor readings are compared with the ngspice values at the same x in </w:t>
+      </w:r>
+      <w:r>
+        <w:rPr>
+          <w:rFonts w:ascii="Times New Roman" w:hAnsi="Times New Roman" w:cs="Times New Roman" w:eastAsia="Times New Roman"/>
+          <w:b w:val="0"/>
+          <w:i w:val="0"/>
+        </w:rPr>
+        <w:t>Table 2.2.4</w:t>
+      </w:r>
+      <w:r>
+        <w:rPr>
+          <w:rFonts w:ascii="Times New Roman" w:hAnsi="Times New Roman" w:cs="Times New Roman" w:eastAsia="Times New Roman"/>
+          <w:b w:val="0"/>
+          <w:i w:val="0"/>
+        </w:rPr>
+        <w:t>. The agreement shows that the result does not depend on the simulator.</w:t>
+      </w:r>
+    </w:p>
+    <w:p>
+      <w:pPr>
+        <w:keepNext/>
+        <w:spacing w:line="240" w:lineRule="auto"/>
+        <w:jc w:val="center"/>
+      </w:pPr>
+      <w:r>
+        <w:drawing>
+          <wp:inline xmlns:a="http://schemas.openxmlformats.org/drawingml/2006/main" xmlns:pic="http://schemas.openxmlformats.org/drawingml/2006/picture">
+            <wp:extent cx="5580000" cy="3487500"/>
+            <wp:docPr id="7" name="Picture 7"/>
+            <wp:cNvGraphicFramePr>
+              <a:graphicFrameLocks noChangeAspect="1"/>
+            </wp:cNvGraphicFramePr>
+            <a:graphic>
+              <a:graphicData uri="http://schemas.openxmlformats.org/drawingml/2006/picture">
+                <pic:pic>
+                  <pic:nvPicPr>
+                    <pic:cNvPr id="0" name="lt_e5_ce_ac_1.png"/>
+                    <pic:cNvPicPr/>
+                  </pic:nvPicPr>
+                  <pic:blipFill>
+                    <a:blip r:embed="rId16"/>
+                    <a:stretch>
+                      <a:fillRect/>
+                    </a:stretch>
+                  </pic:blipFill>
+                  <pic:spPr>
+                    <a:xfrm>
+                      <a:off x="0" y="0"/>
+                      <a:ext cx="5580000" cy="3487500"/>
+                    </a:xfrm>
+                    <a:prstGeom prst="rect"/>
+                  </pic:spPr>
+                </pic:pic>
+              </a:graphicData>
+            </a:graphic>
+          </wp:inline>
+        </w:drawing>
+      </w:r>
+    </w:p>
+    <w:p>
+      <w:pPr>
+        <w:spacing w:line="240" w:lineRule="auto" w:after="240"/>
+        <w:jc w:val="center"/>
+      </w:pPr>
+      <w:r>
+        <w:rPr>
+          <w:rFonts w:ascii="Times New Roman" w:hAnsi="Times New Roman" w:cs="Times New Roman" w:eastAsia="Times New Roman"/>
+          <w:b w:val="0"/>
+          <w:i w:val="0"/>
+          <w:sz w:val="20"/>
+        </w:rPr>
+        <w:t xml:space="preserve">Figure 2.2.2  LTspice AC analysis of the common-emitter amplifier with the emitter bypass capacitor </w:t>
+      </w:r>
+      <m:oMath>
+        <m:sSub>
+          <m:e>
+            <m:r>
+              <m:t>C</m:t>
+            </m:r>
+          </m:e>
+          <m:sub>
+            <m:r>
+              <m:t>E</m:t>
+            </m:r>
+          </m:sub>
+        </m:sSub>
+      </m:oMath>
+      <w:r>
+        <w:rPr>
+          <w:rFonts w:ascii="Times New Roman" w:hAnsi="Times New Roman" w:cs="Times New Roman" w:eastAsia="Times New Roman"/>
+          <w:b w:val="0"/>
+          <w:i w:val="0"/>
+          <w:sz w:val="20"/>
+        </w:rPr>
+        <w:t xml:space="preserve"> (device serial number: TOBB-7K3Q-0421)</w:t>
+      </w:r>
+    </w:p>
+    <w:p>
+      <w:pPr>
+        <w:keepNext/>
+        <w:spacing w:line="240" w:lineRule="auto" w:after="80"/>
+        <w:jc w:val="center"/>
+      </w:pPr>
+      <w:r>
+        <w:rPr>
+          <w:rFonts w:ascii="Times New Roman" w:hAnsi="Times New Roman" w:cs="Times New Roman" w:eastAsia="Times New Roman"/>
+          <w:b w:val="0"/>
+          <w:i w:val="0"/>
+          <w:sz w:val="20"/>
+        </w:rPr>
+        <w:t xml:space="preserve">Table 2.2.4  Cursor coordinates read in </w:t>
+      </w:r>
+      <w:r>
+        <w:rPr>
+          <w:rFonts w:ascii="Times New Roman" w:hAnsi="Times New Roman" w:cs="Times New Roman" w:eastAsia="Times New Roman"/>
+          <w:b w:val="0"/>
+          <w:i w:val="0"/>
+          <w:sz w:val="20"/>
+        </w:rPr>
+        <w:t>Figure 2.2.2</w:t>
+      </w:r>
+      <w:r>
+        <w:rPr>
+          <w:rFonts w:ascii="Times New Roman" w:hAnsi="Times New Roman" w:cs="Times New Roman" w:eastAsia="Times New Roman"/>
+          <w:b w:val="0"/>
+          <w:i w:val="0"/>
+          <w:sz w:val="20"/>
+        </w:rPr>
+        <w:t xml:space="preserve"> and the ngspice values at the same x</w:t>
+      </w:r>
+    </w:p>
+    <w:tbl>
+      <w:tblPr>
+        <w:tblW w:type="auto" w:w="0"/>
+        <w:jc w:val="center"/>
+        <w:tblLayout w:type="fixed"/>
+        <w:tblLook w:firstColumn="1" w:firstRow="1" w:lastColumn="0" w:lastRow="0" w:noHBand="0" w:noVBand="1" w:val="04A0"/>
+      </w:tblPr>
+      <w:tblGrid>
+        <w:gridCol w:w="794"/>
+        <w:gridCol w:w="1928"/>
+        <w:gridCol w:w="1247"/>
+        <w:gridCol w:w="1701"/>
+        <w:gridCol w:w="1701"/>
+        <w:gridCol w:w="1474"/>
+      </w:tblGrid>
+      <w:tr>
+        <w:trPr>
+          <w:tblHeader/>
+          <w:cantSplit/>
+        </w:trPr>
+        <w:tc>
+          <w:tcPr>
+            <w:tcW w:type="dxa" w:w="794"/>
+            <w:tcBorders>
+              <w:top w:val="single" w:sz="4" w:space="0" w:color="000000"/>
+              <w:left w:val="single" w:sz="4" w:space="0" w:color="000000"/>
+              <w:bottom w:val="single" w:sz="4" w:space="0" w:color="000000"/>
+              <w:right w:val="single" w:sz="4" w:space="0" w:color="000000"/>
+            </w:tcBorders>
+            <w:shd w:val="clear" w:color="auto" w:fill="D9D9D9"/>
+          </w:tcPr>
+          <w:p>
+            <w:pPr>
+              <w:keepNext/>
+              <w:spacing w:line="240" w:lineRule="auto" w:after="20"/>
+              <w:jc w:val="left"/>
+            </w:pPr>
+            <w:r>
+              <w:rPr>
+                <w:rFonts w:ascii="Times New Roman" w:hAnsi="Times New Roman" w:cs="Times New Roman" w:eastAsia="Times New Roman"/>
+                <w:b/>
+                <w:i w:val="0"/>
+                <w:sz w:val="17"/>
+              </w:rPr>
+              <w:t>Cursor</w:t>
+            </w:r>
+          </w:p>
+        </w:tc>
+        <w:tc>
+          <w:tcPr>
+            <w:tcW w:type="dxa" w:w="1928"/>
+            <w:tcBorders>
+              <w:top w:val="single" w:sz="4" w:space="0" w:color="000000"/>
+              <w:left w:val="single" w:sz="4" w:space="0" w:color="000000"/>
+              <w:bottom w:val="single" w:sz="4" w:space="0" w:color="000000"/>
+              <w:right w:val="single" w:sz="4" w:space="0" w:color="000000"/>
+            </w:tcBorders>
+            <w:shd w:val="clear" w:color="auto" w:fill="D9D9D9"/>
+          </w:tcPr>
+          <w:p>
+            <w:pPr>
+              <w:keepNext/>
+              <w:spacing w:line="240" w:lineRule="auto" w:after="20"/>
+              <w:jc w:val="center"/>
+            </w:pPr>
+            <w:r>
+              <w:rPr>
+                <w:rFonts w:ascii="Times New Roman" w:hAnsi="Times New Roman" w:cs="Times New Roman" w:eastAsia="Times New Roman"/>
+                <w:b/>
+                <w:i w:val="0"/>
+                <w:sz w:val="17"/>
+              </w:rPr>
+              <w:t>x coordinate</w:t>
+            </w:r>
+          </w:p>
+        </w:tc>
+        <w:tc>
+          <w:tcPr>
+            <w:tcW w:type="dxa" w:w="1247"/>
+            <w:tcBorders>
+              <w:top w:val="single" w:sz="4" w:space="0" w:color="000000"/>
+              <w:left w:val="single" w:sz="4" w:space="0" w:color="000000"/>
+              <w:bottom w:val="single" w:sz="4" w:space="0" w:color="000000"/>
+              <w:right w:val="single" w:sz="4" w:space="0" w:color="000000"/>
+            </w:tcBorders>
+            <w:shd w:val="clear" w:color="auto" w:fill="D9D9D9"/>
+          </w:tcPr>
+          <w:p>
+            <w:pPr>
+              <w:keepNext/>
+              <w:spacing w:line="240" w:lineRule="auto" w:after="20"/>
+              <w:jc w:val="center"/>
+            </w:pPr>
+            <w:r>
+              <w:rPr>
+                <w:rFonts w:ascii="Times New Roman" w:hAnsi="Times New Roman" w:cs="Times New Roman" w:eastAsia="Times New Roman"/>
+                <w:b/>
+                <w:i w:val="0"/>
+                <w:sz w:val="17"/>
+              </w:rPr>
+              <w:t>Quantity</w:t>
+            </w:r>
+          </w:p>
+        </w:tc>
+        <w:tc>
+          <w:tcPr>
+            <w:tcW w:type="dxa" w:w="1701"/>
+            <w:tcBorders>
+              <w:top w:val="single" w:sz="4" w:space="0" w:color="000000"/>
+              <w:left w:val="single" w:sz="4" w:space="0" w:color="000000"/>
+              <w:bottom w:val="single" w:sz="4" w:space="0" w:color="000000"/>
+              <w:right w:val="single" w:sz="4" w:space="0" w:color="000000"/>
+            </w:tcBorders>
+            <w:shd w:val="clear" w:color="auto" w:fill="D9D9D9"/>
+          </w:tcPr>
+          <w:p>
+            <w:pPr>
+              <w:keepNext/>
+              <w:spacing w:line="240" w:lineRule="auto" w:after="20"/>
+              <w:jc w:val="center"/>
+            </w:pPr>
+            <w:r>
+              <w:rPr>
+                <w:rFonts w:ascii="Times New Roman" w:hAnsi="Times New Roman" w:cs="Times New Roman" w:eastAsia="Times New Roman"/>
+                <w:b/>
+                <w:i w:val="0"/>
+                <w:sz w:val="17"/>
+              </w:rPr>
+              <w:t>LTspice</w:t>
+            </w:r>
+          </w:p>
+        </w:tc>
+        <w:tc>
+          <w:tcPr>
+            <w:tcW w:type="dxa" w:w="1701"/>
+            <w:tcBorders>
+              <w:top w:val="single" w:sz="4" w:space="0" w:color="000000"/>
+              <w:left w:val="single" w:sz="4" w:space="0" w:color="000000"/>
+              <w:bottom w:val="single" w:sz="4" w:space="0" w:color="000000"/>
+              <w:right w:val="single" w:sz="4" w:space="0" w:color="000000"/>
+            </w:tcBorders>
+            <w:shd w:val="clear" w:color="auto" w:fill="D9D9D9"/>
+          </w:tcPr>
+          <w:p>
+            <w:pPr>
+              <w:keepNext/>
+              <w:spacing w:line="240" w:lineRule="auto" w:after="20"/>
+              <w:jc w:val="center"/>
+            </w:pPr>
+            <w:r>
+              <w:rPr>
+                <w:rFonts w:ascii="Times New Roman" w:hAnsi="Times New Roman" w:cs="Times New Roman" w:eastAsia="Times New Roman"/>
+                <w:b/>
+                <w:i w:val="0"/>
+                <w:sz w:val="17"/>
+              </w:rPr>
+              <w:t>ngspice</w:t>
+            </w:r>
+          </w:p>
+        </w:tc>
+        <w:tc>
+          <w:tcPr>
+            <w:tcW w:type="dxa" w:w="1474"/>
+            <w:tcBorders>
+              <w:top w:val="single" w:sz="4" w:space="0" w:color="000000"/>
+              <w:left w:val="single" w:sz="4" w:space="0" w:color="000000"/>
+              <w:bottom w:val="single" w:sz="4" w:space="0" w:color="000000"/>
+              <w:right w:val="single" w:sz="4" w:space="0" w:color="000000"/>
+            </w:tcBorders>
+            <w:shd w:val="clear" w:color="auto" w:fill="D9D9D9"/>
+          </w:tcPr>
+          <w:p>
+            <w:pPr>
+              <w:keepNext/>
+              <w:spacing w:line="240" w:lineRule="auto" w:after="20"/>
+              <w:jc w:val="center"/>
+            </w:pPr>
+            <w:r>
+              <w:rPr>
+                <w:rFonts w:ascii="Times New Roman" w:hAnsi="Times New Roman" w:cs="Times New Roman" w:eastAsia="Times New Roman"/>
+                <w:b/>
+                <w:i w:val="0"/>
+                <w:sz w:val="17"/>
+              </w:rPr>
+              <w:t>Difference</w:t>
+            </w:r>
+          </w:p>
+        </w:tc>
+      </w:tr>
+      <w:tr>
+        <w:trPr>
+          <w:cantSplit/>
+        </w:trPr>
+        <w:tc>
+          <w:tcPr>
+            <w:tcW w:type="dxa" w:w="794"/>
+            <w:tcBorders>
+              <w:top w:val="single" w:sz="4" w:space="0" w:color="000000"/>
+              <w:left w:val="single" w:sz="4" w:space="0" w:color="000000"/>
+              <w:bottom w:val="single" w:sz="4" w:space="0" w:color="000000"/>
+              <w:right w:val="single" w:sz="4" w:space="0" w:color="000000"/>
+            </w:tcBorders>
+          </w:tcPr>
+          <w:p>
+            <w:pPr>
+              <w:keepNext/>
+              <w:spacing w:line="240" w:lineRule="auto" w:after="20"/>
+              <w:jc w:val="left"/>
+            </w:pPr>
+            <w:r>
+              <w:rPr>
+                <w:rFonts w:ascii="Times New Roman" w:hAnsi="Times New Roman" w:cs="Times New Roman" w:eastAsia="Times New Roman"/>
+                <w:b w:val="0"/>
+                <w:i w:val="0"/>
+                <w:sz w:val="17"/>
+              </w:rPr>
+              <w:t>1</w:t>
+            </w:r>
+          </w:p>
+        </w:tc>
+        <w:tc>
+          <w:tcPr>
+            <w:tcW w:type="dxa" w:w="1928"/>
+            <w:tcBorders>
+              <w:top w:val="single" w:sz="4" w:space="0" w:color="000000"/>
+              <w:left w:val="single" w:sz="4" w:space="0" w:color="000000"/>
+              <w:bottom w:val="single" w:sz="4" w:space="0" w:color="000000"/>
+              <w:right w:val="single" w:sz="4" w:space="0" w:color="000000"/>
+            </w:tcBorders>
+          </w:tcPr>
+          <w:p>
+            <w:pPr>
+              <w:keepNext/>
+              <w:spacing w:line="240" w:lineRule="auto" w:after="20"/>
+              <w:jc w:val="center"/>
+            </w:pPr>
+            <w:r>
+              <w:rPr>
+                <w:rFonts w:ascii="Times New Roman" w:hAnsi="Times New Roman" w:cs="Times New Roman" w:eastAsia="Times New Roman"/>
+                <w:b w:val="0"/>
+                <w:i w:val="0"/>
+                <w:sz w:val="17"/>
+              </w:rPr>
+              <w:t>f = 99.695 kHz</w:t>
+            </w:r>
+          </w:p>
+        </w:tc>
+        <w:tc>
+          <w:tcPr>
+            <w:tcW w:type="dxa" w:w="1247"/>
+            <w:tcBorders>
+              <w:top w:val="single" w:sz="4" w:space="0" w:color="000000"/>
+              <w:left w:val="single" w:sz="4" w:space="0" w:color="000000"/>
+              <w:bottom w:val="single" w:sz="4" w:space="0" w:color="000000"/>
+              <w:right w:val="single" w:sz="4" w:space="0" w:color="000000"/>
+            </w:tcBorders>
+          </w:tcPr>
+          <w:p>
+            <w:pPr>
+              <w:keepNext/>
+              <w:spacing w:line="240" w:lineRule="auto" w:after="20"/>
+              <w:jc w:val="center"/>
+            </w:pPr>
+            <m:oMath>
+              <m:d>
+                <m:dPr>
+                  <m:begChr m:val="|"/>
+                  <m:endChr m:val="|"/>
+                  <m:sepChr m:val=""/>
+                  <m:grow/>
+                </m:dPr>
+                <m:e>
+                  <m:sSub>
+                    <m:e>
+                      <m:r>
+                        <m:t>V</m:t>
+                      </m:r>
+                    </m:e>
+                    <m:sub>
+                      <m:r>
+                        <m:t>O</m:t>
+                      </m:r>
+                    </m:sub>
+                  </m:sSub>
+                </m:e>
+              </m:d>
+            </m:oMath>
+          </w:p>
+        </w:tc>
+        <w:tc>
+          <w:tcPr>
+            <w:tcW w:type="dxa" w:w="1701"/>
+            <w:tcBorders>
+              <w:top w:val="single" w:sz="4" w:space="0" w:color="000000"/>
+              <w:left w:val="single" w:sz="4" w:space="0" w:color="000000"/>
+              <w:bottom w:val="single" w:sz="4" w:space="0" w:color="000000"/>
+              <w:right w:val="single" w:sz="4" w:space="0" w:color="000000"/>
+            </w:tcBorders>
+          </w:tcPr>
+          <w:p>
+            <w:pPr>
+              <w:keepNext/>
+              <w:spacing w:line="240" w:lineRule="auto" w:after="20"/>
+              <w:jc w:val="center"/>
+            </w:pPr>
+            <w:r>
+              <w:rPr>
+                <w:rFonts w:ascii="Times New Roman" w:hAnsi="Times New Roman" w:cs="Times New Roman" w:eastAsia="Times New Roman"/>
+                <w:b w:val="0"/>
+                <w:i w:val="0"/>
+                <w:sz w:val="17"/>
+              </w:rPr>
+              <w:t>34.419 dB</w:t>
+            </w:r>
+          </w:p>
+        </w:tc>
+        <w:tc>
+          <w:tcPr>
+            <w:tcW w:type="dxa" w:w="1701"/>
+            <w:tcBorders>
+              <w:top w:val="single" w:sz="4" w:space="0" w:color="000000"/>
+              <w:left w:val="single" w:sz="4" w:space="0" w:color="000000"/>
+              <w:bottom w:val="single" w:sz="4" w:space="0" w:color="000000"/>
+              <w:right w:val="single" w:sz="4" w:space="0" w:color="000000"/>
+            </w:tcBorders>
+          </w:tcPr>
+          <w:p>
+            <w:pPr>
+              <w:keepNext/>
+              <w:spacing w:line="240" w:lineRule="auto" w:after="20"/>
+              <w:jc w:val="center"/>
+            </w:pPr>
+            <w:r>
+              <w:rPr>
+                <w:rFonts w:ascii="Times New Roman" w:hAnsi="Times New Roman" w:cs="Times New Roman" w:eastAsia="Times New Roman"/>
+                <w:b w:val="0"/>
+                <w:i w:val="0"/>
+                <w:sz w:val="17"/>
+              </w:rPr>
+              <w:t>34.42 dB</w:t>
+            </w:r>
+          </w:p>
+        </w:tc>
+        <w:tc>
+          <w:tcPr>
+            <w:tcW w:type="dxa" w:w="1474"/>
+            <w:tcBorders>
+              <w:top w:val="single" w:sz="4" w:space="0" w:color="000000"/>
+              <w:left w:val="single" w:sz="4" w:space="0" w:color="000000"/>
+              <w:bottom w:val="single" w:sz="4" w:space="0" w:color="000000"/>
+              <w:right w:val="single" w:sz="4" w:space="0" w:color="000000"/>
+            </w:tcBorders>
+          </w:tcPr>
+          <w:p>
+            <w:pPr>
+              <w:keepNext/>
+              <w:spacing w:line="240" w:lineRule="auto" w:after="20"/>
+              <w:jc w:val="center"/>
+            </w:pPr>
+            <w:r>
+              <w:rPr>
+                <w:rFonts w:ascii="Times New Roman" w:hAnsi="Times New Roman" w:cs="Times New Roman" w:eastAsia="Times New Roman"/>
+                <w:b w:val="0"/>
+                <w:i w:val="0"/>
+                <w:sz w:val="17"/>
+              </w:rPr>
+              <w:t>-0.001 dB</w:t>
+            </w:r>
+          </w:p>
+        </w:tc>
+      </w:tr>
+      <w:tr>
+        <w:trPr>
+          <w:cantSplit/>
+        </w:trPr>
+        <w:tc>
+          <w:tcPr>
+            <w:tcW w:type="dxa" w:w="794"/>
+            <w:tcBorders>
+              <w:top w:val="single" w:sz="4" w:space="0" w:color="000000"/>
+              <w:left w:val="single" w:sz="4" w:space="0" w:color="000000"/>
+              <w:bottom w:val="single" w:sz="4" w:space="0" w:color="000000"/>
+              <w:right w:val="single" w:sz="4" w:space="0" w:color="000000"/>
+            </w:tcBorders>
+          </w:tcPr>
+          <w:p>
+            <w:pPr>
+              <w:keepNext/>
+              <w:spacing w:line="240" w:lineRule="auto" w:after="20"/>
+              <w:jc w:val="left"/>
+            </w:pPr>
+            <w:r>
+              <w:rPr>
+                <w:rFonts w:ascii="Times New Roman" w:hAnsi="Times New Roman" w:cs="Times New Roman" w:eastAsia="Times New Roman"/>
+                <w:b w:val="0"/>
+                <w:i w:val="0"/>
+                <w:sz w:val="17"/>
+              </w:rPr>
+              <w:t>1</w:t>
+            </w:r>
+          </w:p>
+        </w:tc>
+        <w:tc>
+          <w:tcPr>
+            <w:tcW w:type="dxa" w:w="1928"/>
+            <w:tcBorders>
+              <w:top w:val="single" w:sz="4" w:space="0" w:color="000000"/>
+              <w:left w:val="single" w:sz="4" w:space="0" w:color="000000"/>
+              <w:bottom w:val="single" w:sz="4" w:space="0" w:color="000000"/>
+              <w:right w:val="single" w:sz="4" w:space="0" w:color="000000"/>
+            </w:tcBorders>
+          </w:tcPr>
+          <w:p>
+            <w:pPr>
+              <w:keepNext/>
+              <w:spacing w:line="240" w:lineRule="auto" w:after="20"/>
+              <w:jc w:val="center"/>
+            </w:pPr>
+            <w:r>
+              <w:rPr>
+                <w:rFonts w:ascii="Times New Roman" w:hAnsi="Times New Roman" w:cs="Times New Roman" w:eastAsia="Times New Roman"/>
+                <w:b w:val="0"/>
+                <w:i w:val="0"/>
+                <w:sz w:val="17"/>
+              </w:rPr>
+              <w:t>f = 99.695 kHz</w:t>
+            </w:r>
+          </w:p>
+        </w:tc>
+        <w:tc>
+          <w:tcPr>
+            <w:tcW w:type="dxa" w:w="1247"/>
+            <w:tcBorders>
+              <w:top w:val="single" w:sz="4" w:space="0" w:color="000000"/>
+              <w:left w:val="single" w:sz="4" w:space="0" w:color="000000"/>
+              <w:bottom w:val="single" w:sz="4" w:space="0" w:color="000000"/>
+              <w:right w:val="single" w:sz="4" w:space="0" w:color="000000"/>
+            </w:tcBorders>
+          </w:tcPr>
+          <w:p>
+            <w:pPr>
+              <w:keepNext/>
+              <w:spacing w:line="240" w:lineRule="auto" w:after="20"/>
+              <w:jc w:val="center"/>
+            </w:pPr>
+            <m:oMath>
+              <m:r>
+                <m:rPr>
+                  <m:sty m:val="p"/>
+                </m:rPr>
+                <m:t>∠</m:t>
+              </m:r>
+              <m:sSub>
+                <m:e>
+                  <m:r>
+                    <m:t>V</m:t>
+                  </m:r>
+                </m:e>
+                <m:sub>
+                  <m:r>
+                    <m:t>O</m:t>
+                  </m:r>
+                </m:sub>
+              </m:sSub>
+            </m:oMath>
+          </w:p>
+        </w:tc>
+        <w:tc>
+          <w:tcPr>
+            <w:tcW w:type="dxa" w:w="1701"/>
+            <w:tcBorders>
+              <w:top w:val="single" w:sz="4" w:space="0" w:color="000000"/>
+              <w:left w:val="single" w:sz="4" w:space="0" w:color="000000"/>
+              <w:bottom w:val="single" w:sz="4" w:space="0" w:color="000000"/>
+              <w:right w:val="single" w:sz="4" w:space="0" w:color="000000"/>
+            </w:tcBorders>
+          </w:tcPr>
+          <w:p>
+            <w:pPr>
+              <w:keepNext/>
+              <w:spacing w:line="240" w:lineRule="auto" w:after="20"/>
+              <w:jc w:val="center"/>
+            </w:pPr>
+            <w:r>
+              <w:rPr>
+                <w:rFonts w:ascii="Times New Roman" w:hAnsi="Times New Roman" w:cs="Times New Roman" w:eastAsia="Times New Roman"/>
+                <w:b w:val="0"/>
+                <w:i w:val="0"/>
+                <w:sz w:val="17"/>
+              </w:rPr>
+              <w:t>−107.41 °</w:t>
+            </w:r>
+          </w:p>
+        </w:tc>
+        <w:tc>
+          <w:tcPr>
+            <w:tcW w:type="dxa" w:w="1701"/>
+            <w:tcBorders>
+              <w:top w:val="single" w:sz="4" w:space="0" w:color="000000"/>
+              <w:left w:val="single" w:sz="4" w:space="0" w:color="000000"/>
+              <w:bottom w:val="single" w:sz="4" w:space="0" w:color="000000"/>
+              <w:right w:val="single" w:sz="4" w:space="0" w:color="000000"/>
+            </w:tcBorders>
+          </w:tcPr>
+          <w:p>
+            <w:pPr>
+              <w:keepNext/>
+              <w:spacing w:line="240" w:lineRule="auto" w:after="20"/>
+              <w:jc w:val="center"/>
+            </w:pPr>
+            <w:r>
+              <w:rPr>
+                <w:rFonts w:ascii="Times New Roman" w:hAnsi="Times New Roman" w:cs="Times New Roman" w:eastAsia="Times New Roman"/>
+                <w:b w:val="0"/>
+                <w:i w:val="0"/>
+                <w:sz w:val="17"/>
+              </w:rPr>
+              <w:t>−107.39 °</w:t>
+            </w:r>
+          </w:p>
+        </w:tc>
+        <w:tc>
+          <w:tcPr>
+            <w:tcW w:type="dxa" w:w="1474"/>
+            <w:tcBorders>
+              <w:top w:val="single" w:sz="4" w:space="0" w:color="000000"/>
+              <w:left w:val="single" w:sz="4" w:space="0" w:color="000000"/>
+              <w:bottom w:val="single" w:sz="4" w:space="0" w:color="000000"/>
+              <w:right w:val="single" w:sz="4" w:space="0" w:color="000000"/>
+            </w:tcBorders>
+          </w:tcPr>
+          <w:p>
+            <w:pPr>
+              <w:keepNext/>
+              <w:spacing w:line="240" w:lineRule="auto" w:after="20"/>
+              <w:jc w:val="center"/>
+            </w:pPr>
+            <w:r>
+              <w:rPr>
+                <w:rFonts w:ascii="Times New Roman" w:hAnsi="Times New Roman" w:cs="Times New Roman" w:eastAsia="Times New Roman"/>
+                <w:b w:val="0"/>
+                <w:i w:val="0"/>
+                <w:sz w:val="17"/>
+              </w:rPr>
+              <w:t>-0.022 °</w:t>
+            </w:r>
+          </w:p>
+        </w:tc>
+      </w:tr>
+      <w:tr>
+        <w:trPr>
+          <w:cantSplit/>
+        </w:trPr>
+        <w:tc>
+          <w:tcPr>
+            <w:tcW w:type="dxa" w:w="794"/>
+            <w:tcBorders>
+              <w:top w:val="single" w:sz="4" w:space="0" w:color="000000"/>
+              <w:left w:val="single" w:sz="4" w:space="0" w:color="000000"/>
+              <w:bottom w:val="single" w:sz="4" w:space="0" w:color="000000"/>
+              <w:right w:val="single" w:sz="4" w:space="0" w:color="000000"/>
+            </w:tcBorders>
+          </w:tcPr>
+          <w:p>
+            <w:pPr>
+              <w:keepNext/>
+              <w:spacing w:line="240" w:lineRule="auto" w:after="20"/>
+              <w:jc w:val="left"/>
+            </w:pPr>
+            <w:r>
+              <w:rPr>
+                <w:rFonts w:ascii="Times New Roman" w:hAnsi="Times New Roman" w:cs="Times New Roman" w:eastAsia="Times New Roman"/>
+                <w:b w:val="0"/>
+                <w:i w:val="0"/>
+                <w:sz w:val="17"/>
+              </w:rPr>
+              <w:t>2</w:t>
+            </w:r>
+          </w:p>
+        </w:tc>
+        <w:tc>
+          <w:tcPr>
+            <w:tcW w:type="dxa" w:w="1928"/>
+            <w:tcBorders>
+              <w:top w:val="single" w:sz="4" w:space="0" w:color="000000"/>
+              <w:left w:val="single" w:sz="4" w:space="0" w:color="000000"/>
+              <w:bottom w:val="single" w:sz="4" w:space="0" w:color="000000"/>
+              <w:right w:val="single" w:sz="4" w:space="0" w:color="000000"/>
+            </w:tcBorders>
+          </w:tcPr>
+          <w:p>
+            <w:pPr>
+              <w:keepNext/>
+              <w:spacing w:line="240" w:lineRule="auto" w:after="20"/>
+              <w:jc w:val="center"/>
+            </w:pPr>
+            <w:r>
+              <w:rPr>
+                <w:rFonts w:ascii="Times New Roman" w:hAnsi="Times New Roman" w:cs="Times New Roman" w:eastAsia="Times New Roman"/>
+                <w:b w:val="0"/>
+                <w:i w:val="0"/>
+                <w:sz w:val="17"/>
+              </w:rPr>
+              <w:t>f = 998.48 Hz</w:t>
+            </w:r>
+          </w:p>
+        </w:tc>
+        <w:tc>
+          <w:tcPr>
+            <w:tcW w:type="dxa" w:w="1247"/>
+            <w:tcBorders>
+              <w:top w:val="single" w:sz="4" w:space="0" w:color="000000"/>
+              <w:left w:val="single" w:sz="4" w:space="0" w:color="000000"/>
+              <w:bottom w:val="single" w:sz="4" w:space="0" w:color="000000"/>
+              <w:right w:val="single" w:sz="4" w:space="0" w:color="000000"/>
+            </w:tcBorders>
+          </w:tcPr>
+          <w:p>
+            <w:pPr>
+              <w:keepNext/>
+              <w:spacing w:line="240" w:lineRule="auto" w:after="20"/>
+              <w:jc w:val="center"/>
+            </w:pPr>
+            <m:oMath>
+              <m:d>
+                <m:dPr>
+                  <m:begChr m:val="|"/>
+                  <m:endChr m:val="|"/>
+                  <m:sepChr m:val=""/>
+                  <m:grow/>
+                </m:dPr>
+                <m:e>
+                  <m:sSub>
+                    <m:e>
+                      <m:r>
+                        <m:t>V</m:t>
+                      </m:r>
+                    </m:e>
+                    <m:sub>
+                      <m:r>
+                        <m:t>O</m:t>
+                      </m:r>
+                    </m:sub>
+                  </m:sSub>
+                </m:e>
+              </m:d>
+            </m:oMath>
+          </w:p>
+        </w:tc>
+        <w:tc>
+          <w:tcPr>
+            <w:tcW w:type="dxa" w:w="1701"/>
+            <w:tcBorders>
+              <w:top w:val="single" w:sz="4" w:space="0" w:color="000000"/>
+              <w:left w:val="single" w:sz="4" w:space="0" w:color="000000"/>
+              <w:bottom w:val="single" w:sz="4" w:space="0" w:color="000000"/>
+              <w:right w:val="single" w:sz="4" w:space="0" w:color="000000"/>
+            </w:tcBorders>
+          </w:tcPr>
+          <w:p>
+            <w:pPr>
+              <w:keepNext/>
+              <w:spacing w:line="240" w:lineRule="auto" w:after="20"/>
+              <w:jc w:val="center"/>
+            </w:pPr>
+            <w:r>
+              <w:rPr>
+                <w:rFonts w:ascii="Times New Roman" w:hAnsi="Times New Roman" w:cs="Times New Roman" w:eastAsia="Times New Roman"/>
+                <w:b w:val="0"/>
+                <w:i w:val="0"/>
+                <w:sz w:val="17"/>
+              </w:rPr>
+              <w:t>−4.4089 dB</w:t>
+            </w:r>
+          </w:p>
+        </w:tc>
+        <w:tc>
+          <w:tcPr>
+            <w:tcW w:type="dxa" w:w="1701"/>
+            <w:tcBorders>
+              <w:top w:val="single" w:sz="4" w:space="0" w:color="000000"/>
+              <w:left w:val="single" w:sz="4" w:space="0" w:color="000000"/>
+              <w:bottom w:val="single" w:sz="4" w:space="0" w:color="000000"/>
+              <w:right w:val="single" w:sz="4" w:space="0" w:color="000000"/>
+            </w:tcBorders>
+          </w:tcPr>
+          <w:p>
+            <w:pPr>
+              <w:keepNext/>
+              <w:spacing w:line="240" w:lineRule="auto" w:after="20"/>
+              <w:jc w:val="center"/>
+            </w:pPr>
+            <w:r>
+              <w:rPr>
+                <w:rFonts w:ascii="Times New Roman" w:hAnsi="Times New Roman" w:cs="Times New Roman" w:eastAsia="Times New Roman"/>
+                <w:b w:val="0"/>
+                <w:i w:val="0"/>
+                <w:sz w:val="17"/>
+              </w:rPr>
+              <w:t>−4.409 dB</w:t>
+            </w:r>
+          </w:p>
+        </w:tc>
+        <w:tc>
+          <w:tcPr>
+            <w:tcW w:type="dxa" w:w="1474"/>
+            <w:tcBorders>
+              <w:top w:val="single" w:sz="4" w:space="0" w:color="000000"/>
+              <w:left w:val="single" w:sz="4" w:space="0" w:color="000000"/>
+              <w:bottom w:val="single" w:sz="4" w:space="0" w:color="000000"/>
+              <w:right w:val="single" w:sz="4" w:space="0" w:color="000000"/>
+            </w:tcBorders>
+          </w:tcPr>
+          <w:p>
+            <w:pPr>
+              <w:keepNext/>
+              <w:spacing w:line="240" w:lineRule="auto" w:after="20"/>
+              <w:jc w:val="center"/>
+            </w:pPr>
+            <w:r>
+              <w:rPr>
+                <w:rFonts w:ascii="Times New Roman" w:hAnsi="Times New Roman" w:cs="Times New Roman" w:eastAsia="Times New Roman"/>
+                <w:b w:val="0"/>
+                <w:i w:val="0"/>
+                <w:sz w:val="17"/>
+              </w:rPr>
+              <w:t>+0.000 dB</w:t>
+            </w:r>
+          </w:p>
+        </w:tc>
+      </w:tr>
+      <w:tr>
+        <w:trPr>
+          <w:cantSplit/>
+        </w:trPr>
+        <w:tc>
+          <w:tcPr>
+            <w:tcW w:type="dxa" w:w="794"/>
+            <w:tcBorders>
+              <w:top w:val="single" w:sz="4" w:space="0" w:color="000000"/>
+              <w:left w:val="single" w:sz="4" w:space="0" w:color="000000"/>
+              <w:bottom w:val="single" w:sz="4" w:space="0" w:color="000000"/>
+              <w:right w:val="single" w:sz="4" w:space="0" w:color="000000"/>
+            </w:tcBorders>
+          </w:tcPr>
+          <w:p>
+            <w:pPr>
+              <w:keepNext w:val="0"/>
+              <w:spacing w:line="240" w:lineRule="auto" w:after="20"/>
+              <w:jc w:val="left"/>
+            </w:pPr>
+            <w:r>
+              <w:rPr>
+                <w:rFonts w:ascii="Times New Roman" w:hAnsi="Times New Roman" w:cs="Times New Roman" w:eastAsia="Times New Roman"/>
+                <w:b w:val="0"/>
+                <w:i w:val="0"/>
+                <w:sz w:val="17"/>
+              </w:rPr>
+              <w:t>2</w:t>
+            </w:r>
+          </w:p>
+        </w:tc>
+        <w:tc>
+          <w:tcPr>
+            <w:tcW w:type="dxa" w:w="1928"/>
+            <w:tcBorders>
+              <w:top w:val="single" w:sz="4" w:space="0" w:color="000000"/>
+              <w:left w:val="single" w:sz="4" w:space="0" w:color="000000"/>
+              <w:bottom w:val="single" w:sz="4" w:space="0" w:color="000000"/>
+              <w:right w:val="single" w:sz="4" w:space="0" w:color="000000"/>
+            </w:tcBorders>
+          </w:tcPr>
+          <w:p>
+            <w:pPr>
+              <w:keepNext w:val="0"/>
+              <w:spacing w:line="240" w:lineRule="auto" w:after="20"/>
+              <w:jc w:val="center"/>
+            </w:pPr>
+            <w:r>
+              <w:rPr>
+                <w:rFonts w:ascii="Times New Roman" w:hAnsi="Times New Roman" w:cs="Times New Roman" w:eastAsia="Times New Roman"/>
+                <w:b w:val="0"/>
+                <w:i w:val="0"/>
+                <w:sz w:val="17"/>
+              </w:rPr>
+              <w:t>f = 998.48 Hz</w:t>
+            </w:r>
+          </w:p>
+        </w:tc>
+        <w:tc>
+          <w:tcPr>
+            <w:tcW w:type="dxa" w:w="1247"/>
+            <w:tcBorders>
+              <w:top w:val="single" w:sz="4" w:space="0" w:color="000000"/>
+              <w:left w:val="single" w:sz="4" w:space="0" w:color="000000"/>
+              <w:bottom w:val="single" w:sz="4" w:space="0" w:color="000000"/>
+              <w:right w:val="single" w:sz="4" w:space="0" w:color="000000"/>
+            </w:tcBorders>
+          </w:tcPr>
+          <w:p>
+            <w:pPr>
+              <w:keepNext w:val="0"/>
+              <w:spacing w:line="240" w:lineRule="auto" w:after="20"/>
+              <w:jc w:val="center"/>
+            </w:pPr>
+            <m:oMath>
+              <m:r>
+                <m:rPr>
+                  <m:sty m:val="p"/>
+                </m:rPr>
+                <m:t>∠</m:t>
+              </m:r>
+              <m:sSub>
+                <m:e>
+                  <m:r>
+                    <m:t>V</m:t>
+                  </m:r>
+                </m:e>
+                <m:sub>
+                  <m:r>
+                    <m:t>O</m:t>
+                  </m:r>
+                </m:sub>
+              </m:sSub>
+            </m:oMath>
+          </w:p>
+        </w:tc>
+        <w:tc>
+          <w:tcPr>
+            <w:tcW w:type="dxa" w:w="1701"/>
+            <w:tcBorders>
+              <w:top w:val="single" w:sz="4" w:space="0" w:color="000000"/>
+              <w:left w:val="single" w:sz="4" w:space="0" w:color="000000"/>
+              <w:bottom w:val="single" w:sz="4" w:space="0" w:color="000000"/>
+              <w:right w:val="single" w:sz="4" w:space="0" w:color="000000"/>
+            </w:tcBorders>
+          </w:tcPr>
+          <w:p>
+            <w:pPr>
+              <w:keepNext w:val="0"/>
+              <w:spacing w:line="240" w:lineRule="auto" w:after="20"/>
+              <w:jc w:val="center"/>
+            </w:pPr>
+            <w:r>
+              <w:rPr>
+                <w:rFonts w:ascii="Times New Roman" w:hAnsi="Times New Roman" w:cs="Times New Roman" w:eastAsia="Times New Roman"/>
+                <w:b w:val="0"/>
+                <w:i w:val="0"/>
+                <w:sz w:val="17"/>
+              </w:rPr>
+              <w:t>−77.109 °</w:t>
+            </w:r>
+          </w:p>
+        </w:tc>
+        <w:tc>
+          <w:tcPr>
+            <w:tcW w:type="dxa" w:w="1701"/>
+            <w:tcBorders>
+              <w:top w:val="single" w:sz="4" w:space="0" w:color="000000"/>
+              <w:left w:val="single" w:sz="4" w:space="0" w:color="000000"/>
+              <w:bottom w:val="single" w:sz="4" w:space="0" w:color="000000"/>
+              <w:right w:val="single" w:sz="4" w:space="0" w:color="000000"/>
+            </w:tcBorders>
+          </w:tcPr>
+          <w:p>
+            <w:pPr>
+              <w:keepNext w:val="0"/>
+              <w:spacing w:line="240" w:lineRule="auto" w:after="20"/>
+              <w:jc w:val="center"/>
+            </w:pPr>
+            <w:r>
+              <w:rPr>
+                <w:rFonts w:ascii="Times New Roman" w:hAnsi="Times New Roman" w:cs="Times New Roman" w:eastAsia="Times New Roman"/>
+                <w:b w:val="0"/>
+                <w:i w:val="0"/>
+                <w:sz w:val="17"/>
+              </w:rPr>
+              <w:t>−77.108 °</w:t>
+            </w:r>
+          </w:p>
+        </w:tc>
+        <w:tc>
+          <w:tcPr>
+            <w:tcW w:type="dxa" w:w="1474"/>
+            <w:tcBorders>
+              <w:top w:val="single" w:sz="4" w:space="0" w:color="000000"/>
+              <w:left w:val="single" w:sz="4" w:space="0" w:color="000000"/>
+              <w:bottom w:val="single" w:sz="4" w:space="0" w:color="000000"/>
+              <w:right w:val="single" w:sz="4" w:space="0" w:color="000000"/>
+            </w:tcBorders>
+          </w:tcPr>
+          <w:p>
+            <w:pPr>
+              <w:keepNext w:val="0"/>
+              <w:spacing w:line="240" w:lineRule="auto" w:after="20"/>
+              <w:jc w:val="center"/>
+            </w:pPr>
+            <w:r>
+              <w:rPr>
+                <w:rFonts w:ascii="Times New Roman" w:hAnsi="Times New Roman" w:cs="Times New Roman" w:eastAsia="Times New Roman"/>
+                <w:b w:val="0"/>
+                <w:i w:val="0"/>
+                <w:sz w:val="17"/>
+              </w:rPr>
+              <w:t>-0.001 °</w:t>
+            </w:r>
+          </w:p>
+        </w:tc>
+      </w:tr>
+    </w:tbl>
+    <w:p>
+      <w:pPr>
+        <w:spacing w:after="120"/>
+      </w:pPr>
+    </w:p>
+    <w:p>
+      <w:r>
+        <w:rPr>
+          <w:rFonts w:ascii="Times New Roman" w:hAnsi="Times New Roman" w:cs="Times New Roman" w:eastAsia="Times New Roman"/>
+          <w:b w:val="0"/>
+          <w:i w:val="0"/>
+        </w:rPr>
+        <w:t xml:space="preserve">The LTspice result for this case is shown in </w:t>
+      </w:r>
+      <w:r>
+        <w:rPr>
+          <w:rFonts w:ascii="Times New Roman" w:hAnsi="Times New Roman" w:cs="Times New Roman" w:eastAsia="Times New Roman"/>
+          <w:b w:val="0"/>
+          <w:i w:val="0"/>
+        </w:rPr>
+        <w:t>Figure 2.2.3</w:t>
+      </w:r>
+      <w:r>
+        <w:rPr>
+          <w:rFonts w:ascii="Times New Roman" w:hAnsi="Times New Roman" w:cs="Times New Roman" w:eastAsia="Times New Roman"/>
+          <w:b w:val="0"/>
+          <w:i w:val="0"/>
+        </w:rPr>
+        <w:t xml:space="preserve"> and the cursor comparison is given in </w:t>
+      </w:r>
+      <w:r>
+        <w:rPr>
+          <w:rFonts w:ascii="Times New Roman" w:hAnsi="Times New Roman" w:cs="Times New Roman" w:eastAsia="Times New Roman"/>
+          <w:b w:val="0"/>
+          <w:i w:val="0"/>
+        </w:rPr>
+        <w:t>Table 2.2.5</w:t>
+      </w:r>
+      <w:r>
+        <w:rPr>
+          <w:rFonts w:ascii="Times New Roman" w:hAnsi="Times New Roman" w:cs="Times New Roman" w:eastAsia="Times New Roman"/>
+          <w:b w:val="0"/>
+          <w:i w:val="0"/>
+        </w:rPr>
+        <w:t>.</w:t>
+      </w:r>
+    </w:p>
+    <w:p>
+      <w:pPr>
+        <w:keepNext/>
+        <w:spacing w:line="240" w:lineRule="auto"/>
+        <w:jc w:val="center"/>
+      </w:pPr>
+      <w:r>
+        <w:drawing>
+          <wp:inline xmlns:a="http://schemas.openxmlformats.org/drawingml/2006/main" xmlns:pic="http://schemas.openxmlformats.org/drawingml/2006/picture">
+            <wp:extent cx="5580000" cy="3487500"/>
+            <wp:docPr id="8" name="Picture 8"/>
+            <wp:cNvGraphicFramePr>
+              <a:graphicFrameLocks noChangeAspect="1"/>
+            </wp:cNvGraphicFramePr>
+            <a:graphic>
+              <a:graphicData uri="http://schemas.openxmlformats.org/drawingml/2006/picture">
+                <pic:pic>
+                  <pic:nvPicPr>
+                    <pic:cNvPr id="0" name="lt_e5_ce_ac_0.png"/>
+                    <pic:cNvPicPr/>
+                  </pic:nvPicPr>
+                  <pic:blipFill>
+                    <a:blip r:embed="rId17"/>
+                    <a:stretch>
+                      <a:fillRect/>
+                    </a:stretch>
+                  </pic:blipFill>
+                  <pic:spPr>
+                    <a:xfrm>
+                      <a:off x="0" y="0"/>
+                      <a:ext cx="5580000" cy="3487500"/>
+                    </a:xfrm>
+                    <a:prstGeom prst="rect"/>
+                  </pic:spPr>
+                </pic:pic>
+              </a:graphicData>
+            </a:graphic>
+          </wp:inline>
+        </w:drawing>
+      </w:r>
+    </w:p>
+    <w:p>
+      <w:pPr>
+        <w:spacing w:line="240" w:lineRule="auto" w:after="240"/>
+        <w:jc w:val="center"/>
+      </w:pPr>
+      <w:r>
+        <w:rPr>
+          <w:rFonts w:ascii="Times New Roman" w:hAnsi="Times New Roman" w:cs="Times New Roman" w:eastAsia="Times New Roman"/>
+          <w:b w:val="0"/>
+          <w:i w:val="0"/>
+          <w:sz w:val="20"/>
+        </w:rPr>
+        <w:t xml:space="preserve">Figure 2.2.3  LTspice AC analysis of the common-emitter amplifier without </w:t>
+      </w:r>
+      <m:oMath>
+        <m:sSub>
+          <m:e>
+            <m:r>
+              <m:t>C</m:t>
+            </m:r>
+          </m:e>
+          <m:sub>
+            <m:r>
+              <m:t>E</m:t>
+            </m:r>
+          </m:sub>
+        </m:sSub>
+      </m:oMath>
+      <w:r>
+        <w:rPr>
+          <w:rFonts w:ascii="Times New Roman" w:hAnsi="Times New Roman" w:cs="Times New Roman" w:eastAsia="Times New Roman"/>
+          <w:b w:val="0"/>
+          <w:i w:val="0"/>
+          <w:sz w:val="20"/>
+        </w:rPr>
+        <w:t xml:space="preserve"> (device serial number: TOBB-7K3Q-0421)</w:t>
+      </w:r>
+    </w:p>
+    <w:p>
+      <w:pPr>
+        <w:keepNext/>
+        <w:spacing w:line="240" w:lineRule="auto" w:after="80"/>
+        <w:jc w:val="center"/>
+      </w:pPr>
+      <w:r>
+        <w:rPr>
+          <w:rFonts w:ascii="Times New Roman" w:hAnsi="Times New Roman" w:cs="Times New Roman" w:eastAsia="Times New Roman"/>
+          <w:b w:val="0"/>
+          <w:i w:val="0"/>
+          <w:sz w:val="20"/>
+        </w:rPr>
+        <w:t xml:space="preserve">Table 2.2.5  Cursor coordinates read in </w:t>
+      </w:r>
+      <w:r>
+        <w:rPr>
+          <w:rFonts w:ascii="Times New Roman" w:hAnsi="Times New Roman" w:cs="Times New Roman" w:eastAsia="Times New Roman"/>
+          <w:b w:val="0"/>
+          <w:i w:val="0"/>
+          <w:sz w:val="20"/>
+        </w:rPr>
+        <w:t>Figure 2.2.3</w:t>
+      </w:r>
+      <w:r>
+        <w:rPr>
+          <w:rFonts w:ascii="Times New Roman" w:hAnsi="Times New Roman" w:cs="Times New Roman" w:eastAsia="Times New Roman"/>
+          <w:b w:val="0"/>
+          <w:i w:val="0"/>
+          <w:sz w:val="20"/>
+        </w:rPr>
+        <w:t xml:space="preserve"> and the ngspice values at the same x</w:t>
+      </w:r>
+    </w:p>
+    <w:tbl>
+      <w:tblPr>
+        <w:tblW w:type="auto" w:w="0"/>
+        <w:jc w:val="center"/>
+        <w:tblLayout w:type="fixed"/>
+        <w:tblLook w:firstColumn="1" w:firstRow="1" w:lastColumn="0" w:lastRow="0" w:noHBand="0" w:noVBand="1" w:val="04A0"/>
+      </w:tblPr>
+      <w:tblGrid>
+        <w:gridCol w:w="794"/>
+        <w:gridCol w:w="1928"/>
+        <w:gridCol w:w="1247"/>
+        <w:gridCol w:w="1701"/>
+        <w:gridCol w:w="1701"/>
+        <w:gridCol w:w="1474"/>
+      </w:tblGrid>
+      <w:tr>
+        <w:trPr>
+          <w:tblHeader/>
+          <w:cantSplit/>
+        </w:trPr>
+        <w:tc>
+          <w:tcPr>
+            <w:tcW w:type="dxa" w:w="794"/>
+            <w:tcBorders>
+              <w:top w:val="single" w:sz="4" w:space="0" w:color="000000"/>
+              <w:left w:val="single" w:sz="4" w:space="0" w:color="000000"/>
+              <w:bottom w:val="single" w:sz="4" w:space="0" w:color="000000"/>
+              <w:right w:val="single" w:sz="4" w:space="0" w:color="000000"/>
+            </w:tcBorders>
+            <w:shd w:val="clear" w:color="auto" w:fill="D9D9D9"/>
+          </w:tcPr>
+          <w:p>
+            <w:pPr>
+              <w:keepNext/>
+              <w:spacing w:line="240" w:lineRule="auto" w:after="20"/>
+              <w:jc w:val="left"/>
+            </w:pPr>
+            <w:r>
+              <w:rPr>
+                <w:rFonts w:ascii="Times New Roman" w:hAnsi="Times New Roman" w:cs="Times New Roman" w:eastAsia="Times New Roman"/>
+                <w:b/>
+                <w:i w:val="0"/>
+                <w:sz w:val="17"/>
+              </w:rPr>
+              <w:t>Cursor</w:t>
+            </w:r>
+          </w:p>
+        </w:tc>
+        <w:tc>
+          <w:tcPr>
+            <w:tcW w:type="dxa" w:w="1928"/>
+            <w:tcBorders>
+              <w:top w:val="single" w:sz="4" w:space="0" w:color="000000"/>
+              <w:left w:val="single" w:sz="4" w:space="0" w:color="000000"/>
+              <w:bottom w:val="single" w:sz="4" w:space="0" w:color="000000"/>
+              <w:right w:val="single" w:sz="4" w:space="0" w:color="000000"/>
+            </w:tcBorders>
+            <w:shd w:val="clear" w:color="auto" w:fill="D9D9D9"/>
+          </w:tcPr>
+          <w:p>
+            <w:pPr>
+              <w:keepNext/>
+              <w:spacing w:line="240" w:lineRule="auto" w:after="20"/>
+              <w:jc w:val="center"/>
+            </w:pPr>
+            <w:r>
+              <w:rPr>
+                <w:rFonts w:ascii="Times New Roman" w:hAnsi="Times New Roman" w:cs="Times New Roman" w:eastAsia="Times New Roman"/>
+                <w:b/>
+                <w:i w:val="0"/>
+                <w:sz w:val="17"/>
+              </w:rPr>
+              <w:t>x coordinate</w:t>
+            </w:r>
+          </w:p>
+        </w:tc>
+        <w:tc>
+          <w:tcPr>
+            <w:tcW w:type="dxa" w:w="1247"/>
+            <w:tcBorders>
+              <w:top w:val="single" w:sz="4" w:space="0" w:color="000000"/>
+              <w:left w:val="single" w:sz="4" w:space="0" w:color="000000"/>
+              <w:bottom w:val="single" w:sz="4" w:space="0" w:color="000000"/>
+              <w:right w:val="single" w:sz="4" w:space="0" w:color="000000"/>
+            </w:tcBorders>
+            <w:shd w:val="clear" w:color="auto" w:fill="D9D9D9"/>
+          </w:tcPr>
+          <w:p>
+            <w:pPr>
+              <w:keepNext/>
+              <w:spacing w:line="240" w:lineRule="auto" w:after="20"/>
+              <w:jc w:val="center"/>
+            </w:pPr>
+            <w:r>
+              <w:rPr>
+                <w:rFonts w:ascii="Times New Roman" w:hAnsi="Times New Roman" w:cs="Times New Roman" w:eastAsia="Times New Roman"/>
+                <w:b/>
+                <w:i w:val="0"/>
+                <w:sz w:val="17"/>
+              </w:rPr>
+              <w:t>Quantity</w:t>
+            </w:r>
+          </w:p>
+        </w:tc>
+        <w:tc>
+          <w:tcPr>
+            <w:tcW w:type="dxa" w:w="1701"/>
+            <w:tcBorders>
+              <w:top w:val="single" w:sz="4" w:space="0" w:color="000000"/>
+              <w:left w:val="single" w:sz="4" w:space="0" w:color="000000"/>
+              <w:bottom w:val="single" w:sz="4" w:space="0" w:color="000000"/>
+              <w:right w:val="single" w:sz="4" w:space="0" w:color="000000"/>
+            </w:tcBorders>
+            <w:shd w:val="clear" w:color="auto" w:fill="D9D9D9"/>
+          </w:tcPr>
+          <w:p>
+            <w:pPr>
+              <w:keepNext/>
+              <w:spacing w:line="240" w:lineRule="auto" w:after="20"/>
+              <w:jc w:val="center"/>
+            </w:pPr>
+            <w:r>
+              <w:rPr>
+                <w:rFonts w:ascii="Times New Roman" w:hAnsi="Times New Roman" w:cs="Times New Roman" w:eastAsia="Times New Roman"/>
+                <w:b/>
+                <w:i w:val="0"/>
+                <w:sz w:val="17"/>
+              </w:rPr>
+              <w:t>LTspice</w:t>
+            </w:r>
+          </w:p>
+        </w:tc>
+        <w:tc>
+          <w:tcPr>
+            <w:tcW w:type="dxa" w:w="1701"/>
+            <w:tcBorders>
+              <w:top w:val="single" w:sz="4" w:space="0" w:color="000000"/>
+              <w:left w:val="single" w:sz="4" w:space="0" w:color="000000"/>
+              <w:bottom w:val="single" w:sz="4" w:space="0" w:color="000000"/>
+              <w:right w:val="single" w:sz="4" w:space="0" w:color="000000"/>
+            </w:tcBorders>
+            <w:shd w:val="clear" w:color="auto" w:fill="D9D9D9"/>
+          </w:tcPr>
+          <w:p>
+            <w:pPr>
+              <w:keepNext/>
+              <w:spacing w:line="240" w:lineRule="auto" w:after="20"/>
+              <w:jc w:val="center"/>
+            </w:pPr>
+            <w:r>
+              <w:rPr>
+                <w:rFonts w:ascii="Times New Roman" w:hAnsi="Times New Roman" w:cs="Times New Roman" w:eastAsia="Times New Roman"/>
+                <w:b/>
+                <w:i w:val="0"/>
+                <w:sz w:val="17"/>
+              </w:rPr>
+              <w:t>ngspice</w:t>
+            </w:r>
+          </w:p>
+        </w:tc>
+        <w:tc>
+          <w:tcPr>
+            <w:tcW w:type="dxa" w:w="1474"/>
+            <w:tcBorders>
+              <w:top w:val="single" w:sz="4" w:space="0" w:color="000000"/>
+              <w:left w:val="single" w:sz="4" w:space="0" w:color="000000"/>
+              <w:bottom w:val="single" w:sz="4" w:space="0" w:color="000000"/>
+              <w:right w:val="single" w:sz="4" w:space="0" w:color="000000"/>
+            </w:tcBorders>
+            <w:shd w:val="clear" w:color="auto" w:fill="D9D9D9"/>
+          </w:tcPr>
+          <w:p>
+            <w:pPr>
+              <w:keepNext/>
+              <w:spacing w:line="240" w:lineRule="auto" w:after="20"/>
+              <w:jc w:val="center"/>
+            </w:pPr>
+            <w:r>
+              <w:rPr>
+                <w:rFonts w:ascii="Times New Roman" w:hAnsi="Times New Roman" w:cs="Times New Roman" w:eastAsia="Times New Roman"/>
+                <w:b/>
+                <w:i w:val="0"/>
+                <w:sz w:val="17"/>
+              </w:rPr>
+              <w:t>Difference</w:t>
+            </w:r>
+          </w:p>
+        </w:tc>
+      </w:tr>
+      <w:tr>
+        <w:trPr>
+          <w:cantSplit/>
+        </w:trPr>
+        <w:tc>
+          <w:tcPr>
+            <w:tcW w:type="dxa" w:w="794"/>
+            <w:tcBorders>
+              <w:top w:val="single" w:sz="4" w:space="0" w:color="000000"/>
+              <w:left w:val="single" w:sz="4" w:space="0" w:color="000000"/>
+              <w:bottom w:val="single" w:sz="4" w:space="0" w:color="000000"/>
+              <w:right w:val="single" w:sz="4" w:space="0" w:color="000000"/>
+            </w:tcBorders>
+          </w:tcPr>
+          <w:p>
+            <w:pPr>
+              <w:keepNext/>
+              <w:spacing w:line="240" w:lineRule="auto" w:after="20"/>
+              <w:jc w:val="left"/>
+            </w:pPr>
+            <w:r>
+              <w:rPr>
+                <w:rFonts w:ascii="Times New Roman" w:hAnsi="Times New Roman" w:cs="Times New Roman" w:eastAsia="Times New Roman"/>
+                <w:b w:val="0"/>
+                <w:i w:val="0"/>
+                <w:sz w:val="17"/>
+              </w:rPr>
+              <w:t>1</w:t>
+            </w:r>
+          </w:p>
+        </w:tc>
+        <w:tc>
+          <w:tcPr>
+            <w:tcW w:type="dxa" w:w="1928"/>
+            <w:tcBorders>
+              <w:top w:val="single" w:sz="4" w:space="0" w:color="000000"/>
+              <w:left w:val="single" w:sz="4" w:space="0" w:color="000000"/>
+              <w:bottom w:val="single" w:sz="4" w:space="0" w:color="000000"/>
+              <w:right w:val="single" w:sz="4" w:space="0" w:color="000000"/>
+            </w:tcBorders>
+          </w:tcPr>
+          <w:p>
+            <w:pPr>
+              <w:keepNext/>
+              <w:spacing w:line="240" w:lineRule="auto" w:after="20"/>
+              <w:jc w:val="center"/>
+            </w:pPr>
+            <w:r>
+              <w:rPr>
+                <w:rFonts w:ascii="Times New Roman" w:hAnsi="Times New Roman" w:cs="Times New Roman" w:eastAsia="Times New Roman"/>
+                <w:b w:val="0"/>
+                <w:i w:val="0"/>
+                <w:sz w:val="17"/>
+              </w:rPr>
+              <w:t>f = 99.695 kHz</w:t>
+            </w:r>
+          </w:p>
+        </w:tc>
+        <w:tc>
+          <w:tcPr>
+            <w:tcW w:type="dxa" w:w="1247"/>
+            <w:tcBorders>
+              <w:top w:val="single" w:sz="4" w:space="0" w:color="000000"/>
+              <w:left w:val="single" w:sz="4" w:space="0" w:color="000000"/>
+              <w:bottom w:val="single" w:sz="4" w:space="0" w:color="000000"/>
+              <w:right w:val="single" w:sz="4" w:space="0" w:color="000000"/>
+            </w:tcBorders>
+          </w:tcPr>
+          <w:p>
+            <w:pPr>
+              <w:keepNext/>
+              <w:spacing w:line="240" w:lineRule="auto" w:after="20"/>
+              <w:jc w:val="center"/>
+            </w:pPr>
+            <m:oMath>
+              <m:d>
+                <m:dPr>
+                  <m:begChr m:val="|"/>
+                  <m:endChr m:val="|"/>
+                  <m:sepChr m:val=""/>
+                  <m:grow/>
+                </m:dPr>
+                <m:e>
+                  <m:sSub>
+                    <m:e>
+                      <m:r>
+                        <m:t>V</m:t>
+                      </m:r>
+                    </m:e>
+                    <m:sub>
+                      <m:r>
+                        <m:t>O</m:t>
+                      </m:r>
+                    </m:sub>
+                  </m:sSub>
+                </m:e>
+              </m:d>
+            </m:oMath>
+          </w:p>
+        </w:tc>
+        <w:tc>
+          <w:tcPr>
+            <w:tcW w:type="dxa" w:w="1701"/>
+            <w:tcBorders>
+              <w:top w:val="single" w:sz="4" w:space="0" w:color="000000"/>
+              <w:left w:val="single" w:sz="4" w:space="0" w:color="000000"/>
+              <w:bottom w:val="single" w:sz="4" w:space="0" w:color="000000"/>
+              <w:right w:val="single" w:sz="4" w:space="0" w:color="000000"/>
+            </w:tcBorders>
+          </w:tcPr>
+          <w:p>
+            <w:pPr>
+              <w:keepNext/>
+              <w:spacing w:line="240" w:lineRule="auto" w:after="20"/>
+              <w:jc w:val="center"/>
+            </w:pPr>
+            <w:r>
+              <w:rPr>
+                <w:rFonts w:ascii="Times New Roman" w:hAnsi="Times New Roman" w:cs="Times New Roman" w:eastAsia="Times New Roman"/>
+                <w:b w:val="0"/>
+                <w:i w:val="0"/>
+                <w:sz w:val="17"/>
+              </w:rPr>
+              <w:t>6.9373 dB</w:t>
+            </w:r>
+          </w:p>
+        </w:tc>
+        <w:tc>
+          <w:tcPr>
+            <w:tcW w:type="dxa" w:w="1701"/>
+            <w:tcBorders>
+              <w:top w:val="single" w:sz="4" w:space="0" w:color="000000"/>
+              <w:left w:val="single" w:sz="4" w:space="0" w:color="000000"/>
+              <w:bottom w:val="single" w:sz="4" w:space="0" w:color="000000"/>
+              <w:right w:val="single" w:sz="4" w:space="0" w:color="000000"/>
+            </w:tcBorders>
+          </w:tcPr>
+          <w:p>
+            <w:pPr>
+              <w:keepNext/>
+              <w:spacing w:line="240" w:lineRule="auto" w:after="20"/>
+              <w:jc w:val="center"/>
+            </w:pPr>
+            <w:r>
+              <w:rPr>
+                <w:rFonts w:ascii="Times New Roman" w:hAnsi="Times New Roman" w:cs="Times New Roman" w:eastAsia="Times New Roman"/>
+                <w:b w:val="0"/>
+                <w:i w:val="0"/>
+                <w:sz w:val="17"/>
+              </w:rPr>
+              <w:t>6.9374 dB</w:t>
+            </w:r>
+          </w:p>
+        </w:tc>
+        <w:tc>
+          <w:tcPr>
+            <w:tcW w:type="dxa" w:w="1474"/>
+            <w:tcBorders>
+              <w:top w:val="single" w:sz="4" w:space="0" w:color="000000"/>
+              <w:left w:val="single" w:sz="4" w:space="0" w:color="000000"/>
+              <w:bottom w:val="single" w:sz="4" w:space="0" w:color="000000"/>
+              <w:right w:val="single" w:sz="4" w:space="0" w:color="000000"/>
+            </w:tcBorders>
+          </w:tcPr>
+          <w:p>
+            <w:pPr>
+              <w:keepNext/>
+              <w:spacing w:line="240" w:lineRule="auto" w:after="20"/>
+              <w:jc w:val="center"/>
+            </w:pPr>
+            <w:r>
+              <w:rPr>
+                <w:rFonts w:ascii="Times New Roman" w:hAnsi="Times New Roman" w:cs="Times New Roman" w:eastAsia="Times New Roman"/>
+                <w:b w:val="0"/>
+                <w:i w:val="0"/>
+                <w:sz w:val="17"/>
+              </w:rPr>
+              <w:t>-0.000 dB</w:t>
+            </w:r>
+          </w:p>
+        </w:tc>
+      </w:tr>
+      <w:tr>
+        <w:trPr>
+          <w:cantSplit/>
+        </w:trPr>
+        <w:tc>
+          <w:tcPr>
+            <w:tcW w:type="dxa" w:w="794"/>
+            <w:tcBorders>
+              <w:top w:val="single" w:sz="4" w:space="0" w:color="000000"/>
+              <w:left w:val="single" w:sz="4" w:space="0" w:color="000000"/>
+              <w:bottom w:val="single" w:sz="4" w:space="0" w:color="000000"/>
+              <w:right w:val="single" w:sz="4" w:space="0" w:color="000000"/>
+            </w:tcBorders>
+          </w:tcPr>
+          <w:p>
+            <w:pPr>
+              <w:keepNext/>
+              <w:spacing w:line="240" w:lineRule="auto" w:after="20"/>
+              <w:jc w:val="left"/>
+            </w:pPr>
+            <w:r>
+              <w:rPr>
+                <w:rFonts w:ascii="Times New Roman" w:hAnsi="Times New Roman" w:cs="Times New Roman" w:eastAsia="Times New Roman"/>
+                <w:b w:val="0"/>
+                <w:i w:val="0"/>
+                <w:sz w:val="17"/>
+              </w:rPr>
+              <w:t>1</w:t>
+            </w:r>
+          </w:p>
+        </w:tc>
+        <w:tc>
+          <w:tcPr>
+            <w:tcW w:type="dxa" w:w="1928"/>
+            <w:tcBorders>
+              <w:top w:val="single" w:sz="4" w:space="0" w:color="000000"/>
+              <w:left w:val="single" w:sz="4" w:space="0" w:color="000000"/>
+              <w:bottom w:val="single" w:sz="4" w:space="0" w:color="000000"/>
+              <w:right w:val="single" w:sz="4" w:space="0" w:color="000000"/>
+            </w:tcBorders>
+          </w:tcPr>
+          <w:p>
+            <w:pPr>
+              <w:keepNext/>
+              <w:spacing w:line="240" w:lineRule="auto" w:after="20"/>
+              <w:jc w:val="center"/>
+            </w:pPr>
+            <w:r>
+              <w:rPr>
+                <w:rFonts w:ascii="Times New Roman" w:hAnsi="Times New Roman" w:cs="Times New Roman" w:eastAsia="Times New Roman"/>
+                <w:b w:val="0"/>
+                <w:i w:val="0"/>
+                <w:sz w:val="17"/>
+              </w:rPr>
+              <w:t>f = 99.695 kHz</w:t>
+            </w:r>
+          </w:p>
+        </w:tc>
+        <w:tc>
+          <w:tcPr>
+            <w:tcW w:type="dxa" w:w="1247"/>
+            <w:tcBorders>
+              <w:top w:val="single" w:sz="4" w:space="0" w:color="000000"/>
+              <w:left w:val="single" w:sz="4" w:space="0" w:color="000000"/>
+              <w:bottom w:val="single" w:sz="4" w:space="0" w:color="000000"/>
+              <w:right w:val="single" w:sz="4" w:space="0" w:color="000000"/>
+            </w:tcBorders>
+          </w:tcPr>
+          <w:p>
+            <w:pPr>
+              <w:keepNext/>
+              <w:spacing w:line="240" w:lineRule="auto" w:after="20"/>
+              <w:jc w:val="center"/>
+            </w:pPr>
+            <m:oMath>
+              <m:r>
+                <m:rPr>
+                  <m:sty m:val="p"/>
+                </m:rPr>
+                <m:t>∠</m:t>
+              </m:r>
+              <m:sSub>
+                <m:e>
+                  <m:r>
+                    <m:t>V</m:t>
+                  </m:r>
+                </m:e>
+                <m:sub>
+                  <m:r>
+                    <m:t>O</m:t>
+                  </m:r>
+                </m:sub>
+              </m:sSub>
+            </m:oMath>
+          </w:p>
+        </w:tc>
+        <w:tc>
+          <w:tcPr>
+            <w:tcW w:type="dxa" w:w="1701"/>
+            <w:tcBorders>
+              <w:top w:val="single" w:sz="4" w:space="0" w:color="000000"/>
+              <w:left w:val="single" w:sz="4" w:space="0" w:color="000000"/>
+              <w:bottom w:val="single" w:sz="4" w:space="0" w:color="000000"/>
+              <w:right w:val="single" w:sz="4" w:space="0" w:color="000000"/>
+            </w:tcBorders>
+          </w:tcPr>
+          <w:p>
+            <w:pPr>
+              <w:keepNext/>
+              <w:spacing w:line="240" w:lineRule="auto" w:after="20"/>
+              <w:jc w:val="center"/>
+            </w:pPr>
+            <w:r>
+              <w:rPr>
+                <w:rFonts w:ascii="Times New Roman" w:hAnsi="Times New Roman" w:cs="Times New Roman" w:eastAsia="Times New Roman"/>
+                <w:b w:val="0"/>
+                <w:i w:val="0"/>
+                <w:sz w:val="17"/>
+              </w:rPr>
+              <w:t>−178.31 °</w:t>
+            </w:r>
+          </w:p>
+        </w:tc>
+        <w:tc>
+          <w:tcPr>
+            <w:tcW w:type="dxa" w:w="1701"/>
+            <w:tcBorders>
+              <w:top w:val="single" w:sz="4" w:space="0" w:color="000000"/>
+              <w:left w:val="single" w:sz="4" w:space="0" w:color="000000"/>
+              <w:bottom w:val="single" w:sz="4" w:space="0" w:color="000000"/>
+              <w:right w:val="single" w:sz="4" w:space="0" w:color="000000"/>
+            </w:tcBorders>
+          </w:tcPr>
+          <w:p>
+            <w:pPr>
+              <w:keepNext/>
+              <w:spacing w:line="240" w:lineRule="auto" w:after="20"/>
+              <w:jc w:val="center"/>
+            </w:pPr>
+            <w:r>
+              <w:rPr>
+                <w:rFonts w:ascii="Times New Roman" w:hAnsi="Times New Roman" w:cs="Times New Roman" w:eastAsia="Times New Roman"/>
+                <w:b w:val="0"/>
+                <w:i w:val="0"/>
+                <w:sz w:val="17"/>
+              </w:rPr>
+              <w:t>−178.31 °</w:t>
+            </w:r>
+          </w:p>
+        </w:tc>
+        <w:tc>
+          <w:tcPr>
+            <w:tcW w:type="dxa" w:w="1474"/>
+            <w:tcBorders>
+              <w:top w:val="single" w:sz="4" w:space="0" w:color="000000"/>
+              <w:left w:val="single" w:sz="4" w:space="0" w:color="000000"/>
+              <w:bottom w:val="single" w:sz="4" w:space="0" w:color="000000"/>
+              <w:right w:val="single" w:sz="4" w:space="0" w:color="000000"/>
+            </w:tcBorders>
+          </w:tcPr>
+          <w:p>
+            <w:pPr>
+              <w:keepNext/>
+              <w:spacing w:line="240" w:lineRule="auto" w:after="20"/>
+              <w:jc w:val="center"/>
+            </w:pPr>
+            <w:r>
+              <w:rPr>
+                <w:rFonts w:ascii="Times New Roman" w:hAnsi="Times New Roman" w:cs="Times New Roman" w:eastAsia="Times New Roman"/>
+                <w:b w:val="0"/>
+                <w:i w:val="0"/>
+                <w:sz w:val="17"/>
+              </w:rPr>
+              <w:t>-0.000 °</w:t>
+            </w:r>
+          </w:p>
+        </w:tc>
+      </w:tr>
+      <w:tr>
+        <w:trPr>
+          <w:cantSplit/>
+        </w:trPr>
+        <w:tc>
+          <w:tcPr>
+            <w:tcW w:type="dxa" w:w="794"/>
+            <w:tcBorders>
+              <w:top w:val="single" w:sz="4" w:space="0" w:color="000000"/>
+              <w:left w:val="single" w:sz="4" w:space="0" w:color="000000"/>
+              <w:bottom w:val="single" w:sz="4" w:space="0" w:color="000000"/>
+              <w:right w:val="single" w:sz="4" w:space="0" w:color="000000"/>
+            </w:tcBorders>
+          </w:tcPr>
+          <w:p>
+            <w:pPr>
+              <w:keepNext/>
+              <w:spacing w:line="240" w:lineRule="auto" w:after="20"/>
+              <w:jc w:val="left"/>
+            </w:pPr>
+            <w:r>
+              <w:rPr>
+                <w:rFonts w:ascii="Times New Roman" w:hAnsi="Times New Roman" w:cs="Times New Roman" w:eastAsia="Times New Roman"/>
+                <w:b w:val="0"/>
+                <w:i w:val="0"/>
+                <w:sz w:val="17"/>
+              </w:rPr>
+              <w:t>2</w:t>
+            </w:r>
+          </w:p>
+        </w:tc>
+        <w:tc>
+          <w:tcPr>
+            <w:tcW w:type="dxa" w:w="1928"/>
+            <w:tcBorders>
+              <w:top w:val="single" w:sz="4" w:space="0" w:color="000000"/>
+              <w:left w:val="single" w:sz="4" w:space="0" w:color="000000"/>
+              <w:bottom w:val="single" w:sz="4" w:space="0" w:color="000000"/>
+              <w:right w:val="single" w:sz="4" w:space="0" w:color="000000"/>
+            </w:tcBorders>
+          </w:tcPr>
+          <w:p>
+            <w:pPr>
+              <w:keepNext/>
+              <w:spacing w:line="240" w:lineRule="auto" w:after="20"/>
+              <w:jc w:val="center"/>
+            </w:pPr>
+            <w:r>
+              <w:rPr>
+                <w:rFonts w:ascii="Times New Roman" w:hAnsi="Times New Roman" w:cs="Times New Roman" w:eastAsia="Times New Roman"/>
+                <w:b w:val="0"/>
+                <w:i w:val="0"/>
+                <w:sz w:val="17"/>
+              </w:rPr>
+              <w:t>f = 998.48 Hz</w:t>
+            </w:r>
+          </w:p>
+        </w:tc>
+        <w:tc>
+          <w:tcPr>
+            <w:tcW w:type="dxa" w:w="1247"/>
+            <w:tcBorders>
+              <w:top w:val="single" w:sz="4" w:space="0" w:color="000000"/>
+              <w:left w:val="single" w:sz="4" w:space="0" w:color="000000"/>
+              <w:bottom w:val="single" w:sz="4" w:space="0" w:color="000000"/>
+              <w:right w:val="single" w:sz="4" w:space="0" w:color="000000"/>
+            </w:tcBorders>
+          </w:tcPr>
+          <w:p>
+            <w:pPr>
+              <w:keepNext/>
+              <w:spacing w:line="240" w:lineRule="auto" w:after="20"/>
+              <w:jc w:val="center"/>
+            </w:pPr>
+            <m:oMath>
+              <m:d>
+                <m:dPr>
+                  <m:begChr m:val="|"/>
+                  <m:endChr m:val="|"/>
+                  <m:sepChr m:val=""/>
+                  <m:grow/>
+                </m:dPr>
+                <m:e>
+                  <m:sSub>
+                    <m:e>
+                      <m:r>
+                        <m:t>V</m:t>
+                      </m:r>
+                    </m:e>
+                    <m:sub>
+                      <m:r>
+                        <m:t>O</m:t>
+                      </m:r>
+                    </m:sub>
+                  </m:sSub>
+                </m:e>
+              </m:d>
+            </m:oMath>
+          </w:p>
+        </w:tc>
+        <w:tc>
+          <w:tcPr>
+            <w:tcW w:type="dxa" w:w="1701"/>
+            <w:tcBorders>
+              <w:top w:val="single" w:sz="4" w:space="0" w:color="000000"/>
+              <w:left w:val="single" w:sz="4" w:space="0" w:color="000000"/>
+              <w:bottom w:val="single" w:sz="4" w:space="0" w:color="000000"/>
+              <w:right w:val="single" w:sz="4" w:space="0" w:color="000000"/>
+            </w:tcBorders>
+          </w:tcPr>
+          <w:p>
+            <w:pPr>
+              <w:keepNext/>
+              <w:spacing w:line="240" w:lineRule="auto" w:after="20"/>
+              <w:jc w:val="center"/>
+            </w:pPr>
+            <w:r>
+              <w:rPr>
+                <w:rFonts w:ascii="Times New Roman" w:hAnsi="Times New Roman" w:cs="Times New Roman" w:eastAsia="Times New Roman"/>
+                <w:b w:val="0"/>
+                <w:i w:val="0"/>
+                <w:sz w:val="17"/>
+              </w:rPr>
+              <w:t>−4.6229 dB</w:t>
+            </w:r>
+          </w:p>
+        </w:tc>
+        <w:tc>
+          <w:tcPr>
+            <w:tcW w:type="dxa" w:w="1701"/>
+            <w:tcBorders>
+              <w:top w:val="single" w:sz="4" w:space="0" w:color="000000"/>
+              <w:left w:val="single" w:sz="4" w:space="0" w:color="000000"/>
+              <w:bottom w:val="single" w:sz="4" w:space="0" w:color="000000"/>
+              <w:right w:val="single" w:sz="4" w:space="0" w:color="000000"/>
+            </w:tcBorders>
+          </w:tcPr>
+          <w:p>
+            <w:pPr>
+              <w:keepNext/>
+              <w:spacing w:line="240" w:lineRule="auto" w:after="20"/>
+              <w:jc w:val="center"/>
+            </w:pPr>
+            <w:r>
+              <w:rPr>
+                <w:rFonts w:ascii="Times New Roman" w:hAnsi="Times New Roman" w:cs="Times New Roman" w:eastAsia="Times New Roman"/>
+                <w:b w:val="0"/>
+                <w:i w:val="0"/>
+                <w:sz w:val="17"/>
+              </w:rPr>
+              <w:t>−4.623 dB</w:t>
+            </w:r>
+          </w:p>
+        </w:tc>
+        <w:tc>
+          <w:tcPr>
+            <w:tcW w:type="dxa" w:w="1474"/>
+            <w:tcBorders>
+              <w:top w:val="single" w:sz="4" w:space="0" w:color="000000"/>
+              <w:left w:val="single" w:sz="4" w:space="0" w:color="000000"/>
+              <w:bottom w:val="single" w:sz="4" w:space="0" w:color="000000"/>
+              <w:right w:val="single" w:sz="4" w:space="0" w:color="000000"/>
+            </w:tcBorders>
+          </w:tcPr>
+          <w:p>
+            <w:pPr>
+              <w:keepNext/>
+              <w:spacing w:line="240" w:lineRule="auto" w:after="20"/>
+              <w:jc w:val="center"/>
+            </w:pPr>
+            <w:r>
+              <w:rPr>
+                <w:rFonts w:ascii="Times New Roman" w:hAnsi="Times New Roman" w:cs="Times New Roman" w:eastAsia="Times New Roman"/>
+                <w:b w:val="0"/>
+                <w:i w:val="0"/>
+                <w:sz w:val="17"/>
+              </w:rPr>
+              <w:t>+0.000 dB</w:t>
+            </w:r>
+          </w:p>
+        </w:tc>
+      </w:tr>
+      <w:tr>
+        <w:trPr>
+          <w:cantSplit/>
+        </w:trPr>
+        <w:tc>
+          <w:tcPr>
+            <w:tcW w:type="dxa" w:w="794"/>
+            <w:tcBorders>
+              <w:top w:val="single" w:sz="4" w:space="0" w:color="000000"/>
+              <w:left w:val="single" w:sz="4" w:space="0" w:color="000000"/>
+              <w:bottom w:val="single" w:sz="4" w:space="0" w:color="000000"/>
+              <w:right w:val="single" w:sz="4" w:space="0" w:color="000000"/>
+            </w:tcBorders>
+          </w:tcPr>
+          <w:p>
+            <w:pPr>
+              <w:keepNext w:val="0"/>
+              <w:spacing w:line="240" w:lineRule="auto" w:after="20"/>
+              <w:jc w:val="left"/>
+            </w:pPr>
+            <w:r>
+              <w:rPr>
+                <w:rFonts w:ascii="Times New Roman" w:hAnsi="Times New Roman" w:cs="Times New Roman" w:eastAsia="Times New Roman"/>
+                <w:b w:val="0"/>
+                <w:i w:val="0"/>
+                <w:sz w:val="17"/>
+              </w:rPr>
+              <w:t>2</w:t>
+            </w:r>
+          </w:p>
+        </w:tc>
+        <w:tc>
+          <w:tcPr>
+            <w:tcW w:type="dxa" w:w="1928"/>
+            <w:tcBorders>
+              <w:top w:val="single" w:sz="4" w:space="0" w:color="000000"/>
+              <w:left w:val="single" w:sz="4" w:space="0" w:color="000000"/>
+              <w:bottom w:val="single" w:sz="4" w:space="0" w:color="000000"/>
+              <w:right w:val="single" w:sz="4" w:space="0" w:color="000000"/>
+            </w:tcBorders>
+          </w:tcPr>
+          <w:p>
+            <w:pPr>
+              <w:keepNext w:val="0"/>
+              <w:spacing w:line="240" w:lineRule="auto" w:after="20"/>
+              <w:jc w:val="center"/>
+            </w:pPr>
+            <w:r>
+              <w:rPr>
+                <w:rFonts w:ascii="Times New Roman" w:hAnsi="Times New Roman" w:cs="Times New Roman" w:eastAsia="Times New Roman"/>
+                <w:b w:val="0"/>
+                <w:i w:val="0"/>
+                <w:sz w:val="17"/>
+              </w:rPr>
+              <w:t>f = 998.48 Hz</w:t>
+            </w:r>
+          </w:p>
+        </w:tc>
+        <w:tc>
+          <w:tcPr>
+            <w:tcW w:type="dxa" w:w="1247"/>
+            <w:tcBorders>
+              <w:top w:val="single" w:sz="4" w:space="0" w:color="000000"/>
+              <w:left w:val="single" w:sz="4" w:space="0" w:color="000000"/>
+              <w:bottom w:val="single" w:sz="4" w:space="0" w:color="000000"/>
+              <w:right w:val="single" w:sz="4" w:space="0" w:color="000000"/>
+            </w:tcBorders>
+          </w:tcPr>
+          <w:p>
+            <w:pPr>
+              <w:keepNext w:val="0"/>
+              <w:spacing w:line="240" w:lineRule="auto" w:after="20"/>
+              <w:jc w:val="center"/>
+            </w:pPr>
+            <m:oMath>
+              <m:r>
+                <m:rPr>
+                  <m:sty m:val="p"/>
+                </m:rPr>
+                <m:t>∠</m:t>
+              </m:r>
+              <m:sSub>
+                <m:e>
+                  <m:r>
+                    <m:t>V</m:t>
+                  </m:r>
+                </m:e>
+                <m:sub>
+                  <m:r>
+                    <m:t>O</m:t>
+                  </m:r>
+                </m:sub>
+              </m:sSub>
+            </m:oMath>
+          </w:p>
+        </w:tc>
+        <w:tc>
+          <w:tcPr>
+            <w:tcW w:type="dxa" w:w="1701"/>
+            <w:tcBorders>
+              <w:top w:val="single" w:sz="4" w:space="0" w:color="000000"/>
+              <w:left w:val="single" w:sz="4" w:space="0" w:color="000000"/>
+              <w:bottom w:val="single" w:sz="4" w:space="0" w:color="000000"/>
+              <w:right w:val="single" w:sz="4" w:space="0" w:color="000000"/>
+            </w:tcBorders>
+          </w:tcPr>
+          <w:p>
+            <w:pPr>
+              <w:keepNext w:val="0"/>
+              <w:spacing w:line="240" w:lineRule="auto" w:after="20"/>
+              <w:jc w:val="center"/>
+            </w:pPr>
+            <w:r>
+              <w:rPr>
+                <w:rFonts w:ascii="Times New Roman" w:hAnsi="Times New Roman" w:cs="Times New Roman" w:eastAsia="Times New Roman"/>
+                <w:b w:val="0"/>
+                <w:i w:val="0"/>
+                <w:sz w:val="17"/>
+              </w:rPr>
+              <w:t>−90.804 °</w:t>
+            </w:r>
+          </w:p>
+        </w:tc>
+        <w:tc>
+          <w:tcPr>
+            <w:tcW w:type="dxa" w:w="1701"/>
+            <w:tcBorders>
+              <w:top w:val="single" w:sz="4" w:space="0" w:color="000000"/>
+              <w:left w:val="single" w:sz="4" w:space="0" w:color="000000"/>
+              <w:bottom w:val="single" w:sz="4" w:space="0" w:color="000000"/>
+              <w:right w:val="single" w:sz="4" w:space="0" w:color="000000"/>
+            </w:tcBorders>
+          </w:tcPr>
+          <w:p>
+            <w:pPr>
+              <w:keepNext w:val="0"/>
+              <w:spacing w:line="240" w:lineRule="auto" w:after="20"/>
+              <w:jc w:val="center"/>
+            </w:pPr>
+            <w:r>
+              <w:rPr>
+                <w:rFonts w:ascii="Times New Roman" w:hAnsi="Times New Roman" w:cs="Times New Roman" w:eastAsia="Times New Roman"/>
+                <w:b w:val="0"/>
+                <w:i w:val="0"/>
+                <w:sz w:val="17"/>
+              </w:rPr>
+              <w:t>−90.803 °</w:t>
+            </w:r>
+          </w:p>
+        </w:tc>
+        <w:tc>
+          <w:tcPr>
+            <w:tcW w:type="dxa" w:w="1474"/>
+            <w:tcBorders>
+              <w:top w:val="single" w:sz="4" w:space="0" w:color="000000"/>
+              <w:left w:val="single" w:sz="4" w:space="0" w:color="000000"/>
+              <w:bottom w:val="single" w:sz="4" w:space="0" w:color="000000"/>
+              <w:right w:val="single" w:sz="4" w:space="0" w:color="000000"/>
+            </w:tcBorders>
+          </w:tcPr>
+          <w:p>
+            <w:pPr>
+              <w:keepNext w:val="0"/>
+              <w:spacing w:line="240" w:lineRule="auto" w:after="20"/>
+              <w:jc w:val="center"/>
+            </w:pPr>
+            <w:r>
+              <w:rPr>
+                <w:rFonts w:ascii="Times New Roman" w:hAnsi="Times New Roman" w:cs="Times New Roman" w:eastAsia="Times New Roman"/>
+                <w:b w:val="0"/>
+                <w:i w:val="0"/>
+                <w:sz w:val="17"/>
+              </w:rPr>
+              <w:t>-0.001 °</w:t>
+            </w:r>
+          </w:p>
+        </w:tc>
+      </w:tr>
+    </w:tbl>
+    <w:p>
+      <w:pPr>
+        <w:spacing w:after="120"/>
+      </w:pPr>
+    </w:p>
+    <w:p>
+      <w:r>
+        <w:rPr>
+          <w:rFonts w:ascii="Times New Roman" w:hAnsi="Times New Roman" w:cs="Times New Roman" w:eastAsia="Times New Roman"/>
           <w:b/>
           <w:i w:val="0"/>
         </w:rPr>
@@ -9803,7 +11943,7 @@
           <w:b w:val="0"/>
           <w:i w:val="0"/>
         </w:rPr>
-        <w:t>Figure 2.2.3</w:t>
+        <w:t>Figure 2.2.5</w:t>
       </w:r>
       <w:r>
         <w:rPr>
@@ -9841,7 +11981,7 @@
           <w:b w:val="0"/>
           <w:i w:val="0"/>
         </w:rPr>
-        <w:t>Figure 2.2.4</w:t>
+        <w:t>Figure 2.2.6</w:t>
       </w:r>
       <w:r>
         <w:rPr>
@@ -9884,7 +12024,7 @@
         <w:drawing>
           <wp:inline xmlns:a="http://schemas.openxmlformats.org/drawingml/2006/main" xmlns:pic="http://schemas.openxmlformats.org/drawingml/2006/picture">
             <wp:extent cx="3960000" cy="2310000"/>
-            <wp:docPr id="7" name="Picture 7"/>
+            <wp:docPr id="9" name="Picture 9"/>
             <wp:cNvGraphicFramePr>
               <a:graphicFrameLocks noChangeAspect="1"/>
             </wp:cNvGraphicFramePr>
@@ -9896,7 +12036,7 @@
                     <pic:cNvPicPr/>
                   </pic:nvPicPr>
                   <pic:blipFill>
-                    <a:blip r:embed="rId16"/>
+                    <a:blip r:embed="rId18"/>
                     <a:stretch>
                       <a:fillRect/>
                     </a:stretch>
@@ -9927,7 +12067,7 @@
           <w:i w:val="0"/>
           <w:sz w:val="20"/>
         </w:rPr>
-        <w:t>Figure 2.2.2  Total harmonic distortion of the output voltage versus input amplitude (SPICE, 100 kHz).</w:t>
+        <w:t>Figure 2.2.4  Total harmonic distortion of the output voltage versus input amplitude (SPICE, 100 kHz).</w:t>
       </w:r>
     </w:p>
     <w:p>
@@ -9940,7 +12080,7 @@
         <w:drawing>
           <wp:inline xmlns:a="http://schemas.openxmlformats.org/drawingml/2006/main" xmlns:pic="http://schemas.openxmlformats.org/drawingml/2006/picture">
             <wp:extent cx="4860000" cy="4628571"/>
-            <wp:docPr id="8" name="Picture 8"/>
+            <wp:docPr id="10" name="Picture 10"/>
             <wp:cNvGraphicFramePr>
               <a:graphicFrameLocks noChangeAspect="1"/>
             </wp:cNvGraphicFramePr>
@@ -9952,7 +12092,7 @@
                     <pic:cNvPicPr/>
                   </pic:nvPicPr>
                   <pic:blipFill>
-                    <a:blip r:embed="rId17"/>
+                    <a:blip r:embed="rId19"/>
                     <a:stretch>
                       <a:fillRect/>
                     </a:stretch>
@@ -9983,7 +12123,7 @@
           <w:i w:val="0"/>
           <w:sz w:val="20"/>
         </w:rPr>
-        <w:t xml:space="preserve">Figure 2.2.3  Input and output voltages of the circuit with </w:t>
+        <w:t xml:space="preserve">Figure 2.2.5  Input and output voltages of the circuit with </w:t>
       </w:r>
       <m:oMath>
         <m:sSub>
@@ -10022,7 +12162,7 @@
           <w:i w:val="0"/>
           <w:sz w:val="20"/>
         </w:rPr>
-        <w:t xml:space="preserve">Table 2.2.4  Coordinates of the cursors in </w:t>
+        <w:t xml:space="preserve">Table 2.2.6  Coordinates of the cursors in </w:t>
       </w:r>
       <w:r>
         <w:rPr>
@@ -10031,7 +12171,7 @@
           <w:i w:val="0"/>
           <w:sz w:val="20"/>
         </w:rPr>
-        <w:t>Figure 2.2.3</w:t>
+        <w:t>Figure 2.2.5</w:t>
       </w:r>
     </w:p>
     <w:tbl>
@@ -10452,7 +12592,7 @@
         <w:drawing>
           <wp:inline xmlns:a="http://schemas.openxmlformats.org/drawingml/2006/main" xmlns:pic="http://schemas.openxmlformats.org/drawingml/2006/picture">
             <wp:extent cx="4860000" cy="4628571"/>
-            <wp:docPr id="9" name="Picture 9"/>
+            <wp:docPr id="11" name="Picture 11"/>
             <wp:cNvGraphicFramePr>
               <a:graphicFrameLocks noChangeAspect="1"/>
             </wp:cNvGraphicFramePr>
@@ -10464,7 +12604,7 @@
                     <pic:cNvPicPr/>
                   </pic:nvPicPr>
                   <pic:blipFill>
-                    <a:blip r:embed="rId18"/>
+                    <a:blip r:embed="rId20"/>
                     <a:stretch>
                       <a:fillRect/>
                     </a:stretch>
@@ -10495,7 +12635,7 @@
           <w:i w:val="0"/>
           <w:sz w:val="20"/>
         </w:rPr>
-        <w:t xml:space="preserve">Figure 2.2.4  Input and output voltages of the circuit without </w:t>
+        <w:t xml:space="preserve">Figure 2.2.6  Input and output voltages of the circuit without </w:t>
       </w:r>
       <m:oMath>
         <m:sSub>
@@ -10534,7 +12674,7 @@
           <w:i w:val="0"/>
           <w:sz w:val="20"/>
         </w:rPr>
-        <w:t xml:space="preserve">Table 2.2.5  Coordinates of the cursors in </w:t>
+        <w:t xml:space="preserve">Table 2.2.7  Coordinates of the cursors in </w:t>
       </w:r>
       <w:r>
         <w:rPr>
@@ -10543,7 +12683,7 @@
           <w:i w:val="0"/>
           <w:sz w:val="20"/>
         </w:rPr>
-        <w:t>Figure 2.2.4</w:t>
+        <w:t>Figure 2.2.6</w:t>
       </w:r>
     </w:p>
     <w:tbl>
@@ -14782,7 +16922,7 @@
           <w:b w:val="0"/>
           <w:i w:val="0"/>
         </w:rPr>
-        <w:t>Figure 2.3.3</w:t>
+        <w:t>Figure 2.3.4</w:t>
       </w:r>
       <w:r>
         <w:rPr>
@@ -14828,7 +16968,7 @@
         <w:drawing>
           <wp:inline xmlns:a="http://schemas.openxmlformats.org/drawingml/2006/main" xmlns:pic="http://schemas.openxmlformats.org/drawingml/2006/picture">
             <wp:extent cx="4860000" cy="2314286"/>
-            <wp:docPr id="10" name="Picture 10"/>
+            <wp:docPr id="12" name="Picture 12"/>
             <wp:cNvGraphicFramePr>
               <a:graphicFrameLocks noChangeAspect="1"/>
             </wp:cNvGraphicFramePr>
@@ -14840,7 +16980,7 @@
                     <pic:cNvPicPr/>
                   </pic:nvPicPr>
                   <pic:blipFill>
-                    <a:blip r:embed="rId19"/>
+                    <a:blip r:embed="rId21"/>
                     <a:stretch>
                       <a:fillRect/>
                     </a:stretch>
@@ -15103,7 +17243,7 @@
         <w:drawing>
           <wp:inline xmlns:a="http://schemas.openxmlformats.org/drawingml/2006/main" xmlns:pic="http://schemas.openxmlformats.org/drawingml/2006/picture">
             <wp:extent cx="4500000" cy="2362500"/>
-            <wp:docPr id="11" name="Picture 11"/>
+            <wp:docPr id="13" name="Picture 13"/>
             <wp:cNvGraphicFramePr>
               <a:graphicFrameLocks noChangeAspect="1"/>
             </wp:cNvGraphicFramePr>
@@ -15115,7 +17255,7 @@
                     <pic:cNvPicPr/>
                   </pic:nvPicPr>
                   <pic:blipFill>
-                    <a:blip r:embed="rId20"/>
+                    <a:blip r:embed="rId22"/>
                     <a:stretch>
                       <a:fillRect/>
                     </a:stretch>
@@ -15411,6 +17551,1053 @@
       </w:pPr>
     </w:p>
     <w:p>
+      <w:r>
+        <w:rPr>
+          <w:rFonts w:ascii="Times New Roman" w:hAnsi="Times New Roman" w:cs="Times New Roman" w:eastAsia="Times New Roman"/>
+          <w:b w:val="0"/>
+          <w:i w:val="0"/>
+        </w:rPr>
+        <w:t xml:space="preserve">The LTspice result for this case is shown in </w:t>
+      </w:r>
+      <w:r>
+        <w:rPr>
+          <w:rFonts w:ascii="Times New Roman" w:hAnsi="Times New Roman" w:cs="Times New Roman" w:eastAsia="Times New Roman"/>
+          <w:b w:val="0"/>
+          <w:i w:val="0"/>
+        </w:rPr>
+        <w:t>Figure 2.3.3</w:t>
+      </w:r>
+      <w:r>
+        <w:rPr>
+          <w:rFonts w:ascii="Times New Roman" w:hAnsi="Times New Roman" w:cs="Times New Roman" w:eastAsia="Times New Roman"/>
+          <w:b w:val="0"/>
+          <w:i w:val="0"/>
+        </w:rPr>
+        <w:t xml:space="preserve"> and the cursor comparison is given in </w:t>
+      </w:r>
+      <w:r>
+        <w:rPr>
+          <w:rFonts w:ascii="Times New Roman" w:hAnsi="Times New Roman" w:cs="Times New Roman" w:eastAsia="Times New Roman"/>
+          <w:b w:val="0"/>
+          <w:i w:val="0"/>
+        </w:rPr>
+        <w:t>Table 2.3.5</w:t>
+      </w:r>
+      <w:r>
+        <w:rPr>
+          <w:rFonts w:ascii="Times New Roman" w:hAnsi="Times New Roman" w:cs="Times New Roman" w:eastAsia="Times New Roman"/>
+          <w:b w:val="0"/>
+          <w:i w:val="0"/>
+        </w:rPr>
+        <w:t>.</w:t>
+      </w:r>
+    </w:p>
+    <w:p>
+      <w:pPr>
+        <w:keepNext/>
+        <w:spacing w:line="240" w:lineRule="auto"/>
+        <w:jc w:val="center"/>
+      </w:pPr>
+      <w:r>
+        <w:drawing>
+          <wp:inline xmlns:a="http://schemas.openxmlformats.org/drawingml/2006/main" xmlns:pic="http://schemas.openxmlformats.org/drawingml/2006/picture">
+            <wp:extent cx="5580000" cy="3487500"/>
+            <wp:docPr id="14" name="Picture 14"/>
+            <wp:cNvGraphicFramePr>
+              <a:graphicFrameLocks noChangeAspect="1"/>
+            </wp:cNvGraphicFramePr>
+            <a:graphic>
+              <a:graphicData uri="http://schemas.openxmlformats.org/drawingml/2006/picture">
+                <pic:pic>
+                  <pic:nvPicPr>
+                    <pic:cNvPr id="0" name="lt_e5_cc_ac.png"/>
+                    <pic:cNvPicPr/>
+                  </pic:nvPicPr>
+                  <pic:blipFill>
+                    <a:blip r:embed="rId23"/>
+                    <a:stretch>
+                      <a:fillRect/>
+                    </a:stretch>
+                  </pic:blipFill>
+                  <pic:spPr>
+                    <a:xfrm>
+                      <a:off x="0" y="0"/>
+                      <a:ext cx="5580000" cy="3487500"/>
+                    </a:xfrm>
+                    <a:prstGeom prst="rect"/>
+                  </pic:spPr>
+                </pic:pic>
+              </a:graphicData>
+            </a:graphic>
+          </wp:inline>
+        </w:drawing>
+      </w:r>
+    </w:p>
+    <w:p>
+      <w:pPr>
+        <w:spacing w:line="240" w:lineRule="auto" w:after="240"/>
+        <w:jc w:val="center"/>
+      </w:pPr>
+      <w:r>
+        <w:rPr>
+          <w:rFonts w:ascii="Times New Roman" w:hAnsi="Times New Roman" w:cs="Times New Roman" w:eastAsia="Times New Roman"/>
+          <w:b w:val="0"/>
+          <w:i w:val="0"/>
+          <w:sz w:val="20"/>
+        </w:rPr>
+        <w:t>Figure 2.3.3  LTspice AC analysis of the common-collector (emitter-follower) amplifier (device serial number: TOBB-7K3Q-0421)</w:t>
+      </w:r>
+    </w:p>
+    <w:p>
+      <w:pPr>
+        <w:keepNext/>
+        <w:spacing w:line="240" w:lineRule="auto" w:after="80"/>
+        <w:jc w:val="center"/>
+      </w:pPr>
+      <w:r>
+        <w:rPr>
+          <w:rFonts w:ascii="Times New Roman" w:hAnsi="Times New Roman" w:cs="Times New Roman" w:eastAsia="Times New Roman"/>
+          <w:b w:val="0"/>
+          <w:i w:val="0"/>
+          <w:sz w:val="20"/>
+        </w:rPr>
+        <w:t xml:space="preserve">Table 2.3.5  Cursor coordinates read in </w:t>
+      </w:r>
+      <w:r>
+        <w:rPr>
+          <w:rFonts w:ascii="Times New Roman" w:hAnsi="Times New Roman" w:cs="Times New Roman" w:eastAsia="Times New Roman"/>
+          <w:b w:val="0"/>
+          <w:i w:val="0"/>
+          <w:sz w:val="20"/>
+        </w:rPr>
+        <w:t>Figure 2.3.3</w:t>
+      </w:r>
+      <w:r>
+        <w:rPr>
+          <w:rFonts w:ascii="Times New Roman" w:hAnsi="Times New Roman" w:cs="Times New Roman" w:eastAsia="Times New Roman"/>
+          <w:b w:val="0"/>
+          <w:i w:val="0"/>
+          <w:sz w:val="20"/>
+        </w:rPr>
+        <w:t xml:space="preserve"> and the ngspice values at the same x</w:t>
+      </w:r>
+    </w:p>
+    <w:tbl>
+      <w:tblPr>
+        <w:tblW w:type="auto" w:w="0"/>
+        <w:jc w:val="center"/>
+        <w:tblLayout w:type="fixed"/>
+        <w:tblLook w:firstColumn="1" w:firstRow="1" w:lastColumn="0" w:lastRow="0" w:noHBand="0" w:noVBand="1" w:val="04A0"/>
+      </w:tblPr>
+      <w:tblGrid>
+        <w:gridCol w:w="794"/>
+        <w:gridCol w:w="1928"/>
+        <w:gridCol w:w="1247"/>
+        <w:gridCol w:w="1701"/>
+        <w:gridCol w:w="1701"/>
+        <w:gridCol w:w="1474"/>
+      </w:tblGrid>
+      <w:tr>
+        <w:trPr>
+          <w:tblHeader/>
+          <w:cantSplit/>
+        </w:trPr>
+        <w:tc>
+          <w:tcPr>
+            <w:tcW w:type="dxa" w:w="794"/>
+            <w:tcBorders>
+              <w:top w:val="single" w:sz="4" w:space="0" w:color="000000"/>
+              <w:left w:val="single" w:sz="4" w:space="0" w:color="000000"/>
+              <w:bottom w:val="single" w:sz="4" w:space="0" w:color="000000"/>
+              <w:right w:val="single" w:sz="4" w:space="0" w:color="000000"/>
+            </w:tcBorders>
+            <w:shd w:val="clear" w:color="auto" w:fill="D9D9D9"/>
+          </w:tcPr>
+          <w:p>
+            <w:pPr>
+              <w:keepNext/>
+              <w:spacing w:line="240" w:lineRule="auto" w:after="20"/>
+              <w:jc w:val="left"/>
+            </w:pPr>
+            <w:r>
+              <w:rPr>
+                <w:rFonts w:ascii="Times New Roman" w:hAnsi="Times New Roman" w:cs="Times New Roman" w:eastAsia="Times New Roman"/>
+                <w:b/>
+                <w:i w:val="0"/>
+                <w:sz w:val="17"/>
+              </w:rPr>
+              <w:t>Cursor</w:t>
+            </w:r>
+          </w:p>
+        </w:tc>
+        <w:tc>
+          <w:tcPr>
+            <w:tcW w:type="dxa" w:w="1928"/>
+            <w:tcBorders>
+              <w:top w:val="single" w:sz="4" w:space="0" w:color="000000"/>
+              <w:left w:val="single" w:sz="4" w:space="0" w:color="000000"/>
+              <w:bottom w:val="single" w:sz="4" w:space="0" w:color="000000"/>
+              <w:right w:val="single" w:sz="4" w:space="0" w:color="000000"/>
+            </w:tcBorders>
+            <w:shd w:val="clear" w:color="auto" w:fill="D9D9D9"/>
+          </w:tcPr>
+          <w:p>
+            <w:pPr>
+              <w:keepNext/>
+              <w:spacing w:line="240" w:lineRule="auto" w:after="20"/>
+              <w:jc w:val="center"/>
+            </w:pPr>
+            <w:r>
+              <w:rPr>
+                <w:rFonts w:ascii="Times New Roman" w:hAnsi="Times New Roman" w:cs="Times New Roman" w:eastAsia="Times New Roman"/>
+                <w:b/>
+                <w:i w:val="0"/>
+                <w:sz w:val="17"/>
+              </w:rPr>
+              <w:t>x coordinate</w:t>
+            </w:r>
+          </w:p>
+        </w:tc>
+        <w:tc>
+          <w:tcPr>
+            <w:tcW w:type="dxa" w:w="1247"/>
+            <w:tcBorders>
+              <w:top w:val="single" w:sz="4" w:space="0" w:color="000000"/>
+              <w:left w:val="single" w:sz="4" w:space="0" w:color="000000"/>
+              <w:bottom w:val="single" w:sz="4" w:space="0" w:color="000000"/>
+              <w:right w:val="single" w:sz="4" w:space="0" w:color="000000"/>
+            </w:tcBorders>
+            <w:shd w:val="clear" w:color="auto" w:fill="D9D9D9"/>
+          </w:tcPr>
+          <w:p>
+            <w:pPr>
+              <w:keepNext/>
+              <w:spacing w:line="240" w:lineRule="auto" w:after="20"/>
+              <w:jc w:val="center"/>
+            </w:pPr>
+            <w:r>
+              <w:rPr>
+                <w:rFonts w:ascii="Times New Roman" w:hAnsi="Times New Roman" w:cs="Times New Roman" w:eastAsia="Times New Roman"/>
+                <w:b/>
+                <w:i w:val="0"/>
+                <w:sz w:val="17"/>
+              </w:rPr>
+              <w:t>Quantity</w:t>
+            </w:r>
+          </w:p>
+        </w:tc>
+        <w:tc>
+          <w:tcPr>
+            <w:tcW w:type="dxa" w:w="1701"/>
+            <w:tcBorders>
+              <w:top w:val="single" w:sz="4" w:space="0" w:color="000000"/>
+              <w:left w:val="single" w:sz="4" w:space="0" w:color="000000"/>
+              <w:bottom w:val="single" w:sz="4" w:space="0" w:color="000000"/>
+              <w:right w:val="single" w:sz="4" w:space="0" w:color="000000"/>
+            </w:tcBorders>
+            <w:shd w:val="clear" w:color="auto" w:fill="D9D9D9"/>
+          </w:tcPr>
+          <w:p>
+            <w:pPr>
+              <w:keepNext/>
+              <w:spacing w:line="240" w:lineRule="auto" w:after="20"/>
+              <w:jc w:val="center"/>
+            </w:pPr>
+            <w:r>
+              <w:rPr>
+                <w:rFonts w:ascii="Times New Roman" w:hAnsi="Times New Roman" w:cs="Times New Roman" w:eastAsia="Times New Roman"/>
+                <w:b/>
+                <w:i w:val="0"/>
+                <w:sz w:val="17"/>
+              </w:rPr>
+              <w:t>LTspice</w:t>
+            </w:r>
+          </w:p>
+        </w:tc>
+        <w:tc>
+          <w:tcPr>
+            <w:tcW w:type="dxa" w:w="1701"/>
+            <w:tcBorders>
+              <w:top w:val="single" w:sz="4" w:space="0" w:color="000000"/>
+              <w:left w:val="single" w:sz="4" w:space="0" w:color="000000"/>
+              <w:bottom w:val="single" w:sz="4" w:space="0" w:color="000000"/>
+              <w:right w:val="single" w:sz="4" w:space="0" w:color="000000"/>
+            </w:tcBorders>
+            <w:shd w:val="clear" w:color="auto" w:fill="D9D9D9"/>
+          </w:tcPr>
+          <w:p>
+            <w:pPr>
+              <w:keepNext/>
+              <w:spacing w:line="240" w:lineRule="auto" w:after="20"/>
+              <w:jc w:val="center"/>
+            </w:pPr>
+            <w:r>
+              <w:rPr>
+                <w:rFonts w:ascii="Times New Roman" w:hAnsi="Times New Roman" w:cs="Times New Roman" w:eastAsia="Times New Roman"/>
+                <w:b/>
+                <w:i w:val="0"/>
+                <w:sz w:val="17"/>
+              </w:rPr>
+              <w:t>ngspice</w:t>
+            </w:r>
+          </w:p>
+        </w:tc>
+        <w:tc>
+          <w:tcPr>
+            <w:tcW w:type="dxa" w:w="1474"/>
+            <w:tcBorders>
+              <w:top w:val="single" w:sz="4" w:space="0" w:color="000000"/>
+              <w:left w:val="single" w:sz="4" w:space="0" w:color="000000"/>
+              <w:bottom w:val="single" w:sz="4" w:space="0" w:color="000000"/>
+              <w:right w:val="single" w:sz="4" w:space="0" w:color="000000"/>
+            </w:tcBorders>
+            <w:shd w:val="clear" w:color="auto" w:fill="D9D9D9"/>
+          </w:tcPr>
+          <w:p>
+            <w:pPr>
+              <w:keepNext/>
+              <w:spacing w:line="240" w:lineRule="auto" w:after="20"/>
+              <w:jc w:val="center"/>
+            </w:pPr>
+            <w:r>
+              <w:rPr>
+                <w:rFonts w:ascii="Times New Roman" w:hAnsi="Times New Roman" w:cs="Times New Roman" w:eastAsia="Times New Roman"/>
+                <w:b/>
+                <w:i w:val="0"/>
+                <w:sz w:val="17"/>
+              </w:rPr>
+              <w:t>Difference</w:t>
+            </w:r>
+          </w:p>
+        </w:tc>
+      </w:tr>
+      <w:tr>
+        <w:trPr>
+          <w:cantSplit/>
+        </w:trPr>
+        <w:tc>
+          <w:tcPr>
+            <w:tcW w:type="dxa" w:w="794"/>
+            <w:tcBorders>
+              <w:top w:val="single" w:sz="4" w:space="0" w:color="000000"/>
+              <w:left w:val="single" w:sz="4" w:space="0" w:color="000000"/>
+              <w:bottom w:val="single" w:sz="4" w:space="0" w:color="000000"/>
+              <w:right w:val="single" w:sz="4" w:space="0" w:color="000000"/>
+            </w:tcBorders>
+          </w:tcPr>
+          <w:p>
+            <w:pPr>
+              <w:keepNext/>
+              <w:spacing w:line="240" w:lineRule="auto" w:after="20"/>
+              <w:jc w:val="left"/>
+            </w:pPr>
+            <w:r>
+              <w:rPr>
+                <w:rFonts w:ascii="Times New Roman" w:hAnsi="Times New Roman" w:cs="Times New Roman" w:eastAsia="Times New Roman"/>
+                <w:b w:val="0"/>
+                <w:i w:val="0"/>
+                <w:sz w:val="17"/>
+              </w:rPr>
+              <w:t>1</w:t>
+            </w:r>
+          </w:p>
+        </w:tc>
+        <w:tc>
+          <w:tcPr>
+            <w:tcW w:type="dxa" w:w="1928"/>
+            <w:tcBorders>
+              <w:top w:val="single" w:sz="4" w:space="0" w:color="000000"/>
+              <w:left w:val="single" w:sz="4" w:space="0" w:color="000000"/>
+              <w:bottom w:val="single" w:sz="4" w:space="0" w:color="000000"/>
+              <w:right w:val="single" w:sz="4" w:space="0" w:color="000000"/>
+            </w:tcBorders>
+          </w:tcPr>
+          <w:p>
+            <w:pPr>
+              <w:keepNext/>
+              <w:spacing w:line="240" w:lineRule="auto" w:after="20"/>
+              <w:jc w:val="center"/>
+            </w:pPr>
+            <w:r>
+              <w:rPr>
+                <w:rFonts w:ascii="Times New Roman" w:hAnsi="Times New Roman" w:cs="Times New Roman" w:eastAsia="Times New Roman"/>
+                <w:b w:val="0"/>
+                <w:i w:val="0"/>
+                <w:sz w:val="17"/>
+              </w:rPr>
+              <w:t>f = 100.458 kHz</w:t>
+            </w:r>
+          </w:p>
+        </w:tc>
+        <w:tc>
+          <w:tcPr>
+            <w:tcW w:type="dxa" w:w="1247"/>
+            <w:tcBorders>
+              <w:top w:val="single" w:sz="4" w:space="0" w:color="000000"/>
+              <w:left w:val="single" w:sz="4" w:space="0" w:color="000000"/>
+              <w:bottom w:val="single" w:sz="4" w:space="0" w:color="000000"/>
+              <w:right w:val="single" w:sz="4" w:space="0" w:color="000000"/>
+            </w:tcBorders>
+          </w:tcPr>
+          <w:p>
+            <w:pPr>
+              <w:keepNext/>
+              <w:spacing w:line="240" w:lineRule="auto" w:after="20"/>
+              <w:jc w:val="center"/>
+            </w:pPr>
+            <m:oMath>
+              <m:d>
+                <m:dPr>
+                  <m:begChr m:val="|"/>
+                  <m:endChr m:val="|"/>
+                  <m:sepChr m:val=""/>
+                  <m:grow/>
+                </m:dPr>
+                <m:e>
+                  <m:sSub>
+                    <m:e>
+                      <m:r>
+                        <m:t>V</m:t>
+                      </m:r>
+                    </m:e>
+                    <m:sub>
+                      <m:r>
+                        <m:t>O</m:t>
+                      </m:r>
+                    </m:sub>
+                  </m:sSub>
+                </m:e>
+              </m:d>
+            </m:oMath>
+          </w:p>
+        </w:tc>
+        <w:tc>
+          <w:tcPr>
+            <w:tcW w:type="dxa" w:w="1701"/>
+            <w:tcBorders>
+              <w:top w:val="single" w:sz="4" w:space="0" w:color="000000"/>
+              <w:left w:val="single" w:sz="4" w:space="0" w:color="000000"/>
+              <w:bottom w:val="single" w:sz="4" w:space="0" w:color="000000"/>
+              <w:right w:val="single" w:sz="4" w:space="0" w:color="000000"/>
+            </w:tcBorders>
+          </w:tcPr>
+          <w:p>
+            <w:pPr>
+              <w:keepNext/>
+              <w:spacing w:line="240" w:lineRule="auto" w:after="20"/>
+              <w:jc w:val="center"/>
+            </w:pPr>
+            <w:r>
+              <w:rPr>
+                <w:rFonts w:ascii="Times New Roman" w:hAnsi="Times New Roman" w:cs="Times New Roman" w:eastAsia="Times New Roman"/>
+                <w:b w:val="0"/>
+                <w:i w:val="0"/>
+                <w:sz w:val="17"/>
+              </w:rPr>
+              <w:t>−0.067328 dB</w:t>
+            </w:r>
+          </w:p>
+        </w:tc>
+        <w:tc>
+          <w:tcPr>
+            <w:tcW w:type="dxa" w:w="1701"/>
+            <w:tcBorders>
+              <w:top w:val="single" w:sz="4" w:space="0" w:color="000000"/>
+              <w:left w:val="single" w:sz="4" w:space="0" w:color="000000"/>
+              <w:bottom w:val="single" w:sz="4" w:space="0" w:color="000000"/>
+              <w:right w:val="single" w:sz="4" w:space="0" w:color="000000"/>
+            </w:tcBorders>
+          </w:tcPr>
+          <w:p>
+            <w:pPr>
+              <w:keepNext/>
+              <w:spacing w:line="240" w:lineRule="auto" w:after="20"/>
+              <w:jc w:val="center"/>
+            </w:pPr>
+            <w:r>
+              <w:rPr>
+                <w:rFonts w:ascii="Times New Roman" w:hAnsi="Times New Roman" w:cs="Times New Roman" w:eastAsia="Times New Roman"/>
+                <w:b w:val="0"/>
+                <w:i w:val="0"/>
+                <w:sz w:val="17"/>
+              </w:rPr>
+              <w:t>−0.067329 dB</w:t>
+            </w:r>
+          </w:p>
+        </w:tc>
+        <w:tc>
+          <w:tcPr>
+            <w:tcW w:type="dxa" w:w="1474"/>
+            <w:tcBorders>
+              <w:top w:val="single" w:sz="4" w:space="0" w:color="000000"/>
+              <w:left w:val="single" w:sz="4" w:space="0" w:color="000000"/>
+              <w:bottom w:val="single" w:sz="4" w:space="0" w:color="000000"/>
+              <w:right w:val="single" w:sz="4" w:space="0" w:color="000000"/>
+            </w:tcBorders>
+          </w:tcPr>
+          <w:p>
+            <w:pPr>
+              <w:keepNext/>
+              <w:spacing w:line="240" w:lineRule="auto" w:after="20"/>
+              <w:jc w:val="center"/>
+            </w:pPr>
+            <w:r>
+              <w:rPr>
+                <w:rFonts w:ascii="Times New Roman" w:hAnsi="Times New Roman" w:cs="Times New Roman" w:eastAsia="Times New Roman"/>
+                <w:b w:val="0"/>
+                <w:i w:val="0"/>
+                <w:sz w:val="17"/>
+              </w:rPr>
+              <w:t>+0.000 dB</w:t>
+            </w:r>
+          </w:p>
+        </w:tc>
+      </w:tr>
+      <w:tr>
+        <w:trPr>
+          <w:cantSplit/>
+        </w:trPr>
+        <w:tc>
+          <w:tcPr>
+            <w:tcW w:type="dxa" w:w="794"/>
+            <w:tcBorders>
+              <w:top w:val="single" w:sz="4" w:space="0" w:color="000000"/>
+              <w:left w:val="single" w:sz="4" w:space="0" w:color="000000"/>
+              <w:bottom w:val="single" w:sz="4" w:space="0" w:color="000000"/>
+              <w:right w:val="single" w:sz="4" w:space="0" w:color="000000"/>
+            </w:tcBorders>
+          </w:tcPr>
+          <w:p>
+            <w:pPr>
+              <w:keepNext/>
+              <w:spacing w:line="240" w:lineRule="auto" w:after="20"/>
+              <w:jc w:val="left"/>
+            </w:pPr>
+            <w:r>
+              <w:rPr>
+                <w:rFonts w:ascii="Times New Roman" w:hAnsi="Times New Roman" w:cs="Times New Roman" w:eastAsia="Times New Roman"/>
+                <w:b w:val="0"/>
+                <w:i w:val="0"/>
+                <w:sz w:val="17"/>
+              </w:rPr>
+              <w:t>1</w:t>
+            </w:r>
+          </w:p>
+        </w:tc>
+        <w:tc>
+          <w:tcPr>
+            <w:tcW w:type="dxa" w:w="1928"/>
+            <w:tcBorders>
+              <w:top w:val="single" w:sz="4" w:space="0" w:color="000000"/>
+              <w:left w:val="single" w:sz="4" w:space="0" w:color="000000"/>
+              <w:bottom w:val="single" w:sz="4" w:space="0" w:color="000000"/>
+              <w:right w:val="single" w:sz="4" w:space="0" w:color="000000"/>
+            </w:tcBorders>
+          </w:tcPr>
+          <w:p>
+            <w:pPr>
+              <w:keepNext/>
+              <w:spacing w:line="240" w:lineRule="auto" w:after="20"/>
+              <w:jc w:val="center"/>
+            </w:pPr>
+            <w:r>
+              <w:rPr>
+                <w:rFonts w:ascii="Times New Roman" w:hAnsi="Times New Roman" w:cs="Times New Roman" w:eastAsia="Times New Roman"/>
+                <w:b w:val="0"/>
+                <w:i w:val="0"/>
+                <w:sz w:val="17"/>
+              </w:rPr>
+              <w:t>f = 100.458 kHz</w:t>
+            </w:r>
+          </w:p>
+        </w:tc>
+        <w:tc>
+          <w:tcPr>
+            <w:tcW w:type="dxa" w:w="1247"/>
+            <w:tcBorders>
+              <w:top w:val="single" w:sz="4" w:space="0" w:color="000000"/>
+              <w:left w:val="single" w:sz="4" w:space="0" w:color="000000"/>
+              <w:bottom w:val="single" w:sz="4" w:space="0" w:color="000000"/>
+              <w:right w:val="single" w:sz="4" w:space="0" w:color="000000"/>
+            </w:tcBorders>
+          </w:tcPr>
+          <w:p>
+            <w:pPr>
+              <w:keepNext/>
+              <w:spacing w:line="240" w:lineRule="auto" w:after="20"/>
+              <w:jc w:val="center"/>
+            </w:pPr>
+            <m:oMath>
+              <m:r>
+                <m:rPr>
+                  <m:sty m:val="p"/>
+                </m:rPr>
+                <m:t>∠</m:t>
+              </m:r>
+              <m:sSub>
+                <m:e>
+                  <m:r>
+                    <m:t>V</m:t>
+                  </m:r>
+                </m:e>
+                <m:sub>
+                  <m:r>
+                    <m:t>O</m:t>
+                  </m:r>
+                </m:sub>
+              </m:sSub>
+            </m:oMath>
+          </w:p>
+        </w:tc>
+        <w:tc>
+          <w:tcPr>
+            <w:tcW w:type="dxa" w:w="1701"/>
+            <w:tcBorders>
+              <w:top w:val="single" w:sz="4" w:space="0" w:color="000000"/>
+              <w:left w:val="single" w:sz="4" w:space="0" w:color="000000"/>
+              <w:bottom w:val="single" w:sz="4" w:space="0" w:color="000000"/>
+              <w:right w:val="single" w:sz="4" w:space="0" w:color="000000"/>
+            </w:tcBorders>
+          </w:tcPr>
+          <w:p>
+            <w:pPr>
+              <w:keepNext/>
+              <w:spacing w:line="240" w:lineRule="auto" w:after="20"/>
+              <w:jc w:val="center"/>
+            </w:pPr>
+            <w:r>
+              <w:rPr>
+                <w:rFonts w:ascii="Times New Roman" w:hAnsi="Times New Roman" w:cs="Times New Roman" w:eastAsia="Times New Roman"/>
+                <w:b w:val="0"/>
+                <w:i w:val="0"/>
+                <w:sz w:val="17"/>
+              </w:rPr>
+              <w:t>4.415 °</w:t>
+            </w:r>
+          </w:p>
+        </w:tc>
+        <w:tc>
+          <w:tcPr>
+            <w:tcW w:type="dxa" w:w="1701"/>
+            <w:tcBorders>
+              <w:top w:val="single" w:sz="4" w:space="0" w:color="000000"/>
+              <w:left w:val="single" w:sz="4" w:space="0" w:color="000000"/>
+              <w:bottom w:val="single" w:sz="4" w:space="0" w:color="000000"/>
+              <w:right w:val="single" w:sz="4" w:space="0" w:color="000000"/>
+            </w:tcBorders>
+          </w:tcPr>
+          <w:p>
+            <w:pPr>
+              <w:keepNext/>
+              <w:spacing w:line="240" w:lineRule="auto" w:after="20"/>
+              <w:jc w:val="center"/>
+            </w:pPr>
+            <w:r>
+              <w:rPr>
+                <w:rFonts w:ascii="Times New Roman" w:hAnsi="Times New Roman" w:cs="Times New Roman" w:eastAsia="Times New Roman"/>
+                <w:b w:val="0"/>
+                <w:i w:val="0"/>
+                <w:sz w:val="17"/>
+              </w:rPr>
+              <w:t>4.4153 °</w:t>
+            </w:r>
+          </w:p>
+        </w:tc>
+        <w:tc>
+          <w:tcPr>
+            <w:tcW w:type="dxa" w:w="1474"/>
+            <w:tcBorders>
+              <w:top w:val="single" w:sz="4" w:space="0" w:color="000000"/>
+              <w:left w:val="single" w:sz="4" w:space="0" w:color="000000"/>
+              <w:bottom w:val="single" w:sz="4" w:space="0" w:color="000000"/>
+              <w:right w:val="single" w:sz="4" w:space="0" w:color="000000"/>
+            </w:tcBorders>
+          </w:tcPr>
+          <w:p>
+            <w:pPr>
+              <w:keepNext/>
+              <w:spacing w:line="240" w:lineRule="auto" w:after="20"/>
+              <w:jc w:val="center"/>
+            </w:pPr>
+            <w:r>
+              <w:rPr>
+                <w:rFonts w:ascii="Times New Roman" w:hAnsi="Times New Roman" w:cs="Times New Roman" w:eastAsia="Times New Roman"/>
+                <w:b w:val="0"/>
+                <w:i w:val="0"/>
+                <w:sz w:val="17"/>
+              </w:rPr>
+              <w:t>-0.000 °</w:t>
+            </w:r>
+          </w:p>
+        </w:tc>
+      </w:tr>
+      <w:tr>
+        <w:trPr>
+          <w:cantSplit/>
+        </w:trPr>
+        <w:tc>
+          <w:tcPr>
+            <w:tcW w:type="dxa" w:w="794"/>
+            <w:tcBorders>
+              <w:top w:val="single" w:sz="4" w:space="0" w:color="000000"/>
+              <w:left w:val="single" w:sz="4" w:space="0" w:color="000000"/>
+              <w:bottom w:val="single" w:sz="4" w:space="0" w:color="000000"/>
+              <w:right w:val="single" w:sz="4" w:space="0" w:color="000000"/>
+            </w:tcBorders>
+          </w:tcPr>
+          <w:p>
+            <w:pPr>
+              <w:keepNext/>
+              <w:spacing w:line="240" w:lineRule="auto" w:after="20"/>
+              <w:jc w:val="left"/>
+            </w:pPr>
+            <w:r>
+              <w:rPr>
+                <w:rFonts w:ascii="Times New Roman" w:hAnsi="Times New Roman" w:cs="Times New Roman" w:eastAsia="Times New Roman"/>
+                <w:b w:val="0"/>
+                <w:i w:val="0"/>
+                <w:sz w:val="17"/>
+              </w:rPr>
+              <w:t>2</w:t>
+            </w:r>
+          </w:p>
+        </w:tc>
+        <w:tc>
+          <w:tcPr>
+            <w:tcW w:type="dxa" w:w="1928"/>
+            <w:tcBorders>
+              <w:top w:val="single" w:sz="4" w:space="0" w:color="000000"/>
+              <w:left w:val="single" w:sz="4" w:space="0" w:color="000000"/>
+              <w:bottom w:val="single" w:sz="4" w:space="0" w:color="000000"/>
+              <w:right w:val="single" w:sz="4" w:space="0" w:color="000000"/>
+            </w:tcBorders>
+          </w:tcPr>
+          <w:p>
+            <w:pPr>
+              <w:keepNext/>
+              <w:spacing w:line="240" w:lineRule="auto" w:after="20"/>
+              <w:jc w:val="center"/>
+            </w:pPr>
+            <w:r>
+              <w:rPr>
+                <w:rFonts w:ascii="Times New Roman" w:hAnsi="Times New Roman" w:cs="Times New Roman" w:eastAsia="Times New Roman"/>
+                <w:b w:val="0"/>
+                <w:i w:val="0"/>
+                <w:sz w:val="17"/>
+              </w:rPr>
+              <w:t>f = 996.96 Hz</w:t>
+            </w:r>
+          </w:p>
+        </w:tc>
+        <w:tc>
+          <w:tcPr>
+            <w:tcW w:type="dxa" w:w="1247"/>
+            <w:tcBorders>
+              <w:top w:val="single" w:sz="4" w:space="0" w:color="000000"/>
+              <w:left w:val="single" w:sz="4" w:space="0" w:color="000000"/>
+              <w:bottom w:val="single" w:sz="4" w:space="0" w:color="000000"/>
+              <w:right w:val="single" w:sz="4" w:space="0" w:color="000000"/>
+            </w:tcBorders>
+          </w:tcPr>
+          <w:p>
+            <w:pPr>
+              <w:keepNext/>
+              <w:spacing w:line="240" w:lineRule="auto" w:after="20"/>
+              <w:jc w:val="center"/>
+            </w:pPr>
+            <m:oMath>
+              <m:d>
+                <m:dPr>
+                  <m:begChr m:val="|"/>
+                  <m:endChr m:val="|"/>
+                  <m:sepChr m:val=""/>
+                  <m:grow/>
+                </m:dPr>
+                <m:e>
+                  <m:sSub>
+                    <m:e>
+                      <m:r>
+                        <m:t>V</m:t>
+                      </m:r>
+                    </m:e>
+                    <m:sub>
+                      <m:r>
+                        <m:t>O</m:t>
+                      </m:r>
+                    </m:sub>
+                  </m:sSub>
+                </m:e>
+              </m:d>
+            </m:oMath>
+          </w:p>
+        </w:tc>
+        <w:tc>
+          <w:tcPr>
+            <w:tcW w:type="dxa" w:w="1701"/>
+            <w:tcBorders>
+              <w:top w:val="single" w:sz="4" w:space="0" w:color="000000"/>
+              <w:left w:val="single" w:sz="4" w:space="0" w:color="000000"/>
+              <w:bottom w:val="single" w:sz="4" w:space="0" w:color="000000"/>
+              <w:right w:val="single" w:sz="4" w:space="0" w:color="000000"/>
+            </w:tcBorders>
+          </w:tcPr>
+          <w:p>
+            <w:pPr>
+              <w:keepNext/>
+              <w:spacing w:line="240" w:lineRule="auto" w:after="20"/>
+              <w:jc w:val="center"/>
+            </w:pPr>
+            <w:r>
+              <w:rPr>
+                <w:rFonts w:ascii="Times New Roman" w:hAnsi="Times New Roman" w:cs="Times New Roman" w:eastAsia="Times New Roman"/>
+                <w:b w:val="0"/>
+                <w:i w:val="0"/>
+                <w:sz w:val="17"/>
+              </w:rPr>
+              <w:t>−18.405 dB</w:t>
+            </w:r>
+          </w:p>
+        </w:tc>
+        <w:tc>
+          <w:tcPr>
+            <w:tcW w:type="dxa" w:w="1701"/>
+            <w:tcBorders>
+              <w:top w:val="single" w:sz="4" w:space="0" w:color="000000"/>
+              <w:left w:val="single" w:sz="4" w:space="0" w:color="000000"/>
+              <w:bottom w:val="single" w:sz="4" w:space="0" w:color="000000"/>
+              <w:right w:val="single" w:sz="4" w:space="0" w:color="000000"/>
+            </w:tcBorders>
+          </w:tcPr>
+          <w:p>
+            <w:pPr>
+              <w:keepNext/>
+              <w:spacing w:line="240" w:lineRule="auto" w:after="20"/>
+              <w:jc w:val="center"/>
+            </w:pPr>
+            <w:r>
+              <w:rPr>
+                <w:rFonts w:ascii="Times New Roman" w:hAnsi="Times New Roman" w:cs="Times New Roman" w:eastAsia="Times New Roman"/>
+                <w:b w:val="0"/>
+                <w:i w:val="0"/>
+                <w:sz w:val="17"/>
+              </w:rPr>
+              <w:t>−18.405 dB</w:t>
+            </w:r>
+          </w:p>
+        </w:tc>
+        <w:tc>
+          <w:tcPr>
+            <w:tcW w:type="dxa" w:w="1474"/>
+            <w:tcBorders>
+              <w:top w:val="single" w:sz="4" w:space="0" w:color="000000"/>
+              <w:left w:val="single" w:sz="4" w:space="0" w:color="000000"/>
+              <w:bottom w:val="single" w:sz="4" w:space="0" w:color="000000"/>
+              <w:right w:val="single" w:sz="4" w:space="0" w:color="000000"/>
+            </w:tcBorders>
+          </w:tcPr>
+          <w:p>
+            <w:pPr>
+              <w:keepNext/>
+              <w:spacing w:line="240" w:lineRule="auto" w:after="20"/>
+              <w:jc w:val="center"/>
+            </w:pPr>
+            <w:r>
+              <w:rPr>
+                <w:rFonts w:ascii="Times New Roman" w:hAnsi="Times New Roman" w:cs="Times New Roman" w:eastAsia="Times New Roman"/>
+                <w:b w:val="0"/>
+                <w:i w:val="0"/>
+                <w:sz w:val="17"/>
+              </w:rPr>
+              <w:t>+0.001 dB</w:t>
+            </w:r>
+          </w:p>
+        </w:tc>
+      </w:tr>
+      <w:tr>
+        <w:trPr>
+          <w:cantSplit/>
+        </w:trPr>
+        <w:tc>
+          <w:tcPr>
+            <w:tcW w:type="dxa" w:w="794"/>
+            <w:tcBorders>
+              <w:top w:val="single" w:sz="4" w:space="0" w:color="000000"/>
+              <w:left w:val="single" w:sz="4" w:space="0" w:color="000000"/>
+              <w:bottom w:val="single" w:sz="4" w:space="0" w:color="000000"/>
+              <w:right w:val="single" w:sz="4" w:space="0" w:color="000000"/>
+            </w:tcBorders>
+          </w:tcPr>
+          <w:p>
+            <w:pPr>
+              <w:keepNext w:val="0"/>
+              <w:spacing w:line="240" w:lineRule="auto" w:after="20"/>
+              <w:jc w:val="left"/>
+            </w:pPr>
+            <w:r>
+              <w:rPr>
+                <w:rFonts w:ascii="Times New Roman" w:hAnsi="Times New Roman" w:cs="Times New Roman" w:eastAsia="Times New Roman"/>
+                <w:b w:val="0"/>
+                <w:i w:val="0"/>
+                <w:sz w:val="17"/>
+              </w:rPr>
+              <w:t>2</w:t>
+            </w:r>
+          </w:p>
+        </w:tc>
+        <w:tc>
+          <w:tcPr>
+            <w:tcW w:type="dxa" w:w="1928"/>
+            <w:tcBorders>
+              <w:top w:val="single" w:sz="4" w:space="0" w:color="000000"/>
+              <w:left w:val="single" w:sz="4" w:space="0" w:color="000000"/>
+              <w:bottom w:val="single" w:sz="4" w:space="0" w:color="000000"/>
+              <w:right w:val="single" w:sz="4" w:space="0" w:color="000000"/>
+            </w:tcBorders>
+          </w:tcPr>
+          <w:p>
+            <w:pPr>
+              <w:keepNext w:val="0"/>
+              <w:spacing w:line="240" w:lineRule="auto" w:after="20"/>
+              <w:jc w:val="center"/>
+            </w:pPr>
+            <w:r>
+              <w:rPr>
+                <w:rFonts w:ascii="Times New Roman" w:hAnsi="Times New Roman" w:cs="Times New Roman" w:eastAsia="Times New Roman"/>
+                <w:b w:val="0"/>
+                <w:i w:val="0"/>
+                <w:sz w:val="17"/>
+              </w:rPr>
+              <w:t>f = 996.96 Hz</w:t>
+            </w:r>
+          </w:p>
+        </w:tc>
+        <w:tc>
+          <w:tcPr>
+            <w:tcW w:type="dxa" w:w="1247"/>
+            <w:tcBorders>
+              <w:top w:val="single" w:sz="4" w:space="0" w:color="000000"/>
+              <w:left w:val="single" w:sz="4" w:space="0" w:color="000000"/>
+              <w:bottom w:val="single" w:sz="4" w:space="0" w:color="000000"/>
+              <w:right w:val="single" w:sz="4" w:space="0" w:color="000000"/>
+            </w:tcBorders>
+          </w:tcPr>
+          <w:p>
+            <w:pPr>
+              <w:keepNext w:val="0"/>
+              <w:spacing w:line="240" w:lineRule="auto" w:after="20"/>
+              <w:jc w:val="center"/>
+            </w:pPr>
+            <m:oMath>
+              <m:r>
+                <m:rPr>
+                  <m:sty m:val="p"/>
+                </m:rPr>
+                <m:t>∠</m:t>
+              </m:r>
+              <m:sSub>
+                <m:e>
+                  <m:r>
+                    <m:t>V</m:t>
+                  </m:r>
+                </m:e>
+                <m:sub>
+                  <m:r>
+                    <m:t>O</m:t>
+                  </m:r>
+                </m:sub>
+              </m:sSub>
+            </m:oMath>
+          </w:p>
+        </w:tc>
+        <w:tc>
+          <w:tcPr>
+            <w:tcW w:type="dxa" w:w="1701"/>
+            <w:tcBorders>
+              <w:top w:val="single" w:sz="4" w:space="0" w:color="000000"/>
+              <w:left w:val="single" w:sz="4" w:space="0" w:color="000000"/>
+              <w:bottom w:val="single" w:sz="4" w:space="0" w:color="000000"/>
+              <w:right w:val="single" w:sz="4" w:space="0" w:color="000000"/>
+            </w:tcBorders>
+          </w:tcPr>
+          <w:p>
+            <w:pPr>
+              <w:keepNext w:val="0"/>
+              <w:spacing w:line="240" w:lineRule="auto" w:after="20"/>
+              <w:jc w:val="center"/>
+            </w:pPr>
+            <w:r>
+              <w:rPr>
+                <w:rFonts w:ascii="Times New Roman" w:hAnsi="Times New Roman" w:cs="Times New Roman" w:eastAsia="Times New Roman"/>
+                <w:b w:val="0"/>
+                <w:i w:val="0"/>
+                <w:sz w:val="17"/>
+              </w:rPr>
+              <w:t>110 °</w:t>
+            </w:r>
+          </w:p>
+        </w:tc>
+        <w:tc>
+          <w:tcPr>
+            <w:tcW w:type="dxa" w:w="1701"/>
+            <w:tcBorders>
+              <w:top w:val="single" w:sz="4" w:space="0" w:color="000000"/>
+              <w:left w:val="single" w:sz="4" w:space="0" w:color="000000"/>
+              <w:bottom w:val="single" w:sz="4" w:space="0" w:color="000000"/>
+              <w:right w:val="single" w:sz="4" w:space="0" w:color="000000"/>
+            </w:tcBorders>
+          </w:tcPr>
+          <w:p>
+            <w:pPr>
+              <w:keepNext w:val="0"/>
+              <w:spacing w:line="240" w:lineRule="auto" w:after="20"/>
+              <w:jc w:val="center"/>
+            </w:pPr>
+            <w:r>
+              <w:rPr>
+                <w:rFonts w:ascii="Times New Roman" w:hAnsi="Times New Roman" w:cs="Times New Roman" w:eastAsia="Times New Roman"/>
+                <w:b w:val="0"/>
+                <w:i w:val="0"/>
+                <w:sz w:val="17"/>
+              </w:rPr>
+              <w:t>110 °</w:t>
+            </w:r>
+          </w:p>
+        </w:tc>
+        <w:tc>
+          <w:tcPr>
+            <w:tcW w:type="dxa" w:w="1474"/>
+            <w:tcBorders>
+              <w:top w:val="single" w:sz="4" w:space="0" w:color="000000"/>
+              <w:left w:val="single" w:sz="4" w:space="0" w:color="000000"/>
+              <w:bottom w:val="single" w:sz="4" w:space="0" w:color="000000"/>
+              <w:right w:val="single" w:sz="4" w:space="0" w:color="000000"/>
+            </w:tcBorders>
+          </w:tcPr>
+          <w:p>
+            <w:pPr>
+              <w:keepNext w:val="0"/>
+              <w:spacing w:line="240" w:lineRule="auto" w:after="20"/>
+              <w:jc w:val="center"/>
+            </w:pPr>
+            <w:r>
+              <w:rPr>
+                <w:rFonts w:ascii="Times New Roman" w:hAnsi="Times New Roman" w:cs="Times New Roman" w:eastAsia="Times New Roman"/>
+                <w:b w:val="0"/>
+                <w:i w:val="0"/>
+                <w:sz w:val="17"/>
+              </w:rPr>
+              <w:t>-0.002 °</w:t>
+            </w:r>
+          </w:p>
+        </w:tc>
+      </w:tr>
+    </w:tbl>
+    <w:p>
+      <w:pPr>
+        <w:spacing w:after="120"/>
+      </w:pPr>
+    </w:p>
+    <w:p>
       <w:pPr>
         <w:keepNext/>
         <w:spacing w:line="240" w:lineRule="auto"/>
@@ -15420,7 +18607,7 @@
         <w:drawing>
           <wp:inline xmlns:a="http://schemas.openxmlformats.org/drawingml/2006/main" xmlns:pic="http://schemas.openxmlformats.org/drawingml/2006/picture">
             <wp:extent cx="4860000" cy="2314286"/>
-            <wp:docPr id="12" name="Picture 12"/>
+            <wp:docPr id="15" name="Picture 15"/>
             <wp:cNvGraphicFramePr>
               <a:graphicFrameLocks noChangeAspect="1"/>
             </wp:cNvGraphicFramePr>
@@ -15432,7 +18619,7 @@
                     <pic:cNvPicPr/>
                   </pic:nvPicPr>
                   <pic:blipFill>
-                    <a:blip r:embed="rId21"/>
+                    <a:blip r:embed="rId24"/>
                     <a:stretch>
                       <a:fillRect/>
                     </a:stretch>
@@ -15463,7 +18650,7 @@
           <w:i w:val="0"/>
           <w:sz w:val="20"/>
         </w:rPr>
-        <w:t>Figure 2.3.3  Overdriven common-collector amplifier (the output clips on both sides).</w:t>
+        <w:t>Figure 2.3.4  Overdriven common-collector amplifier (the output clips on both sides).</w:t>
       </w:r>
     </w:p>
     <w:p>
@@ -20076,7 +23263,7 @@
         <w:drawing>
           <wp:inline xmlns:a="http://schemas.openxmlformats.org/drawingml/2006/main" xmlns:pic="http://schemas.openxmlformats.org/drawingml/2006/picture">
             <wp:extent cx="5580000" cy="2086435"/>
-            <wp:docPr id="13" name="Picture 13"/>
+            <wp:docPr id="16" name="Picture 16"/>
             <wp:cNvGraphicFramePr>
               <a:graphicFrameLocks noChangeAspect="1"/>
             </wp:cNvGraphicFramePr>
@@ -20088,7 +23275,7 @@
                     <pic:cNvPicPr/>
                   </pic:nvPicPr>
                   <pic:blipFill>
-                    <a:blip r:embed="rId22"/>
+                    <a:blip r:embed="rId25"/>
                     <a:stretch>
                       <a:fillRect/>
                     </a:stretch>

--- a/ele224l_on_calisma/out/EN_Experiment5_Preliminary_Report.docx
+++ b/ele224l_on_calisma/out/EN_Experiment5_Preliminary_Report.docx
@@ -4,60 +4,106 @@
   <w:body>
     <w:p>
       <w:pPr>
-        <w:spacing w:line="276" w:lineRule="auto" w:after="40"/>
+        <w:jc w:val="center"/>
+      </w:pPr>
+      <w:r>
+        <w:drawing>
+          <wp:inline xmlns:a="http://schemas.openxmlformats.org/drawingml/2006/main" xmlns:pic="http://schemas.openxmlformats.org/drawingml/2006/picture">
+            <wp:extent cx="5580000" cy="2072571"/>
+            <wp:docPr id="1" name="Picture 1"/>
+            <wp:cNvGraphicFramePr>
+              <a:graphicFrameLocks noChangeAspect="1"/>
+            </wp:cNvGraphicFramePr>
+            <a:graphic>
+              <a:graphicData uri="http://schemas.openxmlformats.org/drawingml/2006/picture">
+                <pic:pic>
+                  <pic:nvPicPr>
+                    <pic:cNvPr id="0" name="cover_banner.png"/>
+                    <pic:cNvPicPr/>
+                  </pic:nvPicPr>
+                  <pic:blipFill>
+                    <a:blip r:embed="rId10"/>
+                    <a:stretch>
+                      <a:fillRect/>
+                    </a:stretch>
+                  </pic:blipFill>
+                  <pic:spPr>
+                    <a:xfrm>
+                      <a:off x="0" y="0"/>
+                      <a:ext cx="5580000" cy="2072571"/>
+                    </a:xfrm>
+                    <a:prstGeom prst="rect"/>
+                  </pic:spPr>
+                </pic:pic>
+              </a:graphicData>
+            </a:graphic>
+          </wp:inline>
+        </w:drawing>
+      </w:r>
+    </w:p>
+    <w:p/>
+    <w:p/>
+    <w:p/>
+    <w:p>
+      <w:pPr>
+        <w:spacing w:line="276" w:lineRule="auto" w:after="160"/>
         <w:jc w:val="center"/>
       </w:pPr>
       <w:r>
         <w:rPr>
           <w:rFonts w:ascii="Times New Roman" w:hAnsi="Times New Roman" w:cs="Times New Roman" w:eastAsia="Times New Roman"/>
           <w:b/>
-          <w:sz w:val="28"/>
+          <w:sz w:val="32"/>
         </w:rPr>
         <w:t>TOBB University of Economics and Technology</w:t>
       </w:r>
     </w:p>
     <w:p>
       <w:pPr>
-        <w:spacing w:line="276" w:lineRule="auto" w:after="40"/>
+        <w:spacing w:line="276" w:lineRule="auto" w:after="160"/>
         <w:jc w:val="center"/>
       </w:pPr>
       <w:r>
         <w:rPr>
           <w:rFonts w:ascii="Times New Roman" w:hAnsi="Times New Roman" w:cs="Times New Roman" w:eastAsia="Times New Roman"/>
           <w:b w:val="0"/>
-          <w:sz w:val="24"/>
+          <w:sz w:val="28"/>
         </w:rPr>
         <w:t>Department of Electrical and Electronics Engineering</w:t>
       </w:r>
     </w:p>
     <w:p>
       <w:pPr>
-        <w:spacing w:line="276" w:lineRule="auto" w:after="40"/>
+        <w:spacing w:line="276" w:lineRule="auto" w:after="160"/>
         <w:jc w:val="center"/>
       </w:pPr>
       <w:r>
         <w:rPr>
           <w:rFonts w:ascii="Times New Roman" w:hAnsi="Times New Roman" w:cs="Times New Roman" w:eastAsia="Times New Roman"/>
           <w:b w:val="0"/>
-          <w:sz w:val="24"/>
+          <w:sz w:val="28"/>
         </w:rPr>
         <w:t>ELE 224L – Electronic Circuits Laboratory</w:t>
       </w:r>
     </w:p>
     <w:p>
       <w:pPr>
-        <w:spacing w:line="276" w:lineRule="auto" w:after="40"/>
+        <w:spacing w:line="276" w:lineRule="auto" w:after="160"/>
         <w:jc w:val="center"/>
       </w:pPr>
       <w:r>
         <w:rPr>
           <w:rFonts w:ascii="Times New Roman" w:hAnsi="Times New Roman" w:cs="Times New Roman" w:eastAsia="Times New Roman"/>
           <w:b/>
-          <w:sz w:val="26"/>
+          <w:sz w:val="30"/>
         </w:rPr>
         <w:t>Experiment 5 – Preliminary Work: BJT Amplifiers</w:t>
       </w:r>
     </w:p>
+    <w:p/>
+    <w:p/>
+    <w:p/>
+    <w:p/>
     <w:tbl>
       <w:tblPr>
         <w:tblW w:type="auto" w:w="0"/>
@@ -81,13 +127,13 @@
           </w:tcPr>
           <w:p>
             <w:pPr>
-              <w:spacing w:line="276" w:lineRule="auto"/>
+              <w:spacing w:line="360" w:lineRule="auto"/>
             </w:pPr>
             <w:r>
               <w:rPr>
                 <w:rFonts w:ascii="Times New Roman" w:hAnsi="Times New Roman" w:cs="Times New Roman" w:eastAsia="Times New Roman"/>
                 <w:b/>
-                <w:sz w:val="24"/>
+                <w:sz w:val="26"/>
               </w:rPr>
               <w:t>Name Surname</w:t>
             </w:r>
@@ -105,14 +151,15 @@
           </w:tcPr>
           <w:p>
             <w:pPr>
-              <w:spacing w:line="276" w:lineRule="auto"/>
+              <w:spacing w:line="360" w:lineRule="auto"/>
             </w:pPr>
             <w:r>
               <w:rPr>
                 <w:rFonts w:ascii="Times New Roman" w:hAnsi="Times New Roman" w:cs="Times New Roman" w:eastAsia="Times New Roman"/>
                 <w:b w:val="0"/>
-                <w:sz w:val="24"/>
+                <w:sz w:val="26"/>
               </w:rPr>
+              <w:t>Beşir Kerem Üstüntürk</w:t>
             </w:r>
           </w:p>
         </w:tc>
@@ -130,13 +177,13 @@
           </w:tcPr>
           <w:p>
             <w:pPr>
-              <w:spacing w:line="276" w:lineRule="auto"/>
+              <w:spacing w:line="360" w:lineRule="auto"/>
             </w:pPr>
             <w:r>
               <w:rPr>
                 <w:rFonts w:ascii="Times New Roman" w:hAnsi="Times New Roman" w:cs="Times New Roman" w:eastAsia="Times New Roman"/>
                 <w:b/>
-                <w:sz w:val="24"/>
+                <w:sz w:val="26"/>
               </w:rPr>
               <w:t>Student ID</w:t>
             </w:r>
@@ -154,14 +201,15 @@
           </w:tcPr>
           <w:p>
             <w:pPr>
-              <w:spacing w:line="276" w:lineRule="auto"/>
+              <w:spacing w:line="360" w:lineRule="auto"/>
             </w:pPr>
             <w:r>
               <w:rPr>
                 <w:rFonts w:ascii="Times New Roman" w:hAnsi="Times New Roman" w:cs="Times New Roman" w:eastAsia="Times New Roman"/>
                 <w:b w:val="0"/>
-                <w:sz w:val="24"/>
+                <w:sz w:val="26"/>
               </w:rPr>
+              <w:t>251201037</w:t>
             </w:r>
           </w:p>
         </w:tc>
@@ -179,13 +227,13 @@
           </w:tcPr>
           <w:p>
             <w:pPr>
-              <w:spacing w:line="276" w:lineRule="auto"/>
+              <w:spacing w:line="360" w:lineRule="auto"/>
             </w:pPr>
             <w:r>
               <w:rPr>
                 <w:rFonts w:ascii="Times New Roman" w:hAnsi="Times New Roman" w:cs="Times New Roman" w:eastAsia="Times New Roman"/>
                 <w:b/>
-                <w:sz w:val="24"/>
+                <w:sz w:val="26"/>
               </w:rPr>
               <w:t>Date</w:t>
             </w:r>
@@ -203,20 +251,25 @@
           </w:tcPr>
           <w:p>
             <w:pPr>
-              <w:spacing w:line="276" w:lineRule="auto"/>
+              <w:spacing w:line="360" w:lineRule="auto"/>
             </w:pPr>
             <w:r>
               <w:rPr>
                 <w:rFonts w:ascii="Times New Roman" w:hAnsi="Times New Roman" w:cs="Times New Roman" w:eastAsia="Times New Roman"/>
                 <w:b w:val="0"/>
-                <w:sz w:val="24"/>
+                <w:sz w:val="26"/>
               </w:rPr>
+              <w:t>October 11, 2026</w:t>
             </w:r>
           </w:p>
         </w:tc>
       </w:tr>
     </w:tbl>
-    <w:p/>
+    <w:p>
+      <w:r>
+        <w:br w:type="page"/>
+      </w:r>
+    </w:p>
     <w:p>
       <w:pPr>
         <w:keepNext/>
@@ -898,7 +951,7 @@
         <w:drawing>
           <wp:inline xmlns:a="http://schemas.openxmlformats.org/drawingml/2006/main" xmlns:pic="http://schemas.openxmlformats.org/drawingml/2006/picture">
             <wp:extent cx="5580000" cy="3008348"/>
-            <wp:docPr id="1" name="Picture 1"/>
+            <wp:docPr id="2" name="Picture 2"/>
             <wp:cNvGraphicFramePr>
               <a:graphicFrameLocks noChangeAspect="1"/>
             </wp:cNvGraphicFramePr>
@@ -910,7 +963,7 @@
                     <pic:cNvPicPr/>
                   </pic:nvPicPr>
                   <pic:blipFill>
-                    <a:blip r:embed="rId10"/>
+                    <a:blip r:embed="rId11"/>
                     <a:stretch>
                       <a:fillRect/>
                     </a:stretch>
@@ -1920,7 +1973,7 @@
         <w:drawing>
           <wp:inline xmlns:a="http://schemas.openxmlformats.org/drawingml/2006/main" xmlns:pic="http://schemas.openxmlformats.org/drawingml/2006/picture">
             <wp:extent cx="4320000" cy="3031696"/>
-            <wp:docPr id="2" name="Picture 2"/>
+            <wp:docPr id="3" name="Picture 3"/>
             <wp:cNvGraphicFramePr>
               <a:graphicFrameLocks noChangeAspect="1"/>
             </wp:cNvGraphicFramePr>
@@ -1932,7 +1985,7 @@
                     <pic:cNvPicPr/>
                   </pic:nvPicPr>
                   <pic:blipFill>
-                    <a:blip r:embed="rId11"/>
+                    <a:blip r:embed="rId12"/>
                     <a:stretch>
                       <a:fillRect/>
                     </a:stretch>
@@ -1976,7 +2029,7 @@
         <w:drawing>
           <wp:inline xmlns:a="http://schemas.openxmlformats.org/drawingml/2006/main" xmlns:pic="http://schemas.openxmlformats.org/drawingml/2006/picture">
             <wp:extent cx="5580000" cy="3008348"/>
-            <wp:docPr id="3" name="Picture 3"/>
+            <wp:docPr id="4" name="Picture 4"/>
             <wp:cNvGraphicFramePr>
               <a:graphicFrameLocks noChangeAspect="1"/>
             </wp:cNvGraphicFramePr>
@@ -1988,7 +2041,7 @@
                     <pic:cNvPicPr/>
                   </pic:nvPicPr>
                   <pic:blipFill>
-                    <a:blip r:embed="rId12"/>
+                    <a:blip r:embed="rId13"/>
                     <a:stretch>
                       <a:fillRect/>
                     </a:stretch>
@@ -3162,7 +3215,7 @@
         <w:drawing>
           <wp:inline xmlns:a="http://schemas.openxmlformats.org/drawingml/2006/main" xmlns:pic="http://schemas.openxmlformats.org/drawingml/2006/picture">
             <wp:extent cx="4320000" cy="2904539"/>
-            <wp:docPr id="4" name="Picture 4"/>
+            <wp:docPr id="5" name="Picture 5"/>
             <wp:cNvGraphicFramePr>
               <a:graphicFrameLocks noChangeAspect="1"/>
             </wp:cNvGraphicFramePr>
@@ -3174,7 +3227,7 @@
                     <pic:cNvPicPr/>
                   </pic:nvPicPr>
                   <pic:blipFill>
-                    <a:blip r:embed="rId13"/>
+                    <a:blip r:embed="rId14"/>
                     <a:stretch>
                       <a:fillRect/>
                     </a:stretch>
@@ -3218,7 +3271,7 @@
         <w:drawing>
           <wp:inline xmlns:a="http://schemas.openxmlformats.org/drawingml/2006/main" xmlns:pic="http://schemas.openxmlformats.org/drawingml/2006/picture">
             <wp:extent cx="5580000" cy="3008348"/>
-            <wp:docPr id="5" name="Picture 5"/>
+            <wp:docPr id="6" name="Picture 6"/>
             <wp:cNvGraphicFramePr>
               <a:graphicFrameLocks noChangeAspect="1"/>
             </wp:cNvGraphicFramePr>
@@ -3230,7 +3283,7 @@
                     <pic:cNvPicPr/>
                   </pic:nvPicPr>
                   <pic:blipFill>
-                    <a:blip r:embed="rId14"/>
+                    <a:blip r:embed="rId15"/>
                     <a:stretch>
                       <a:fillRect/>
                     </a:stretch>
@@ -9301,7 +9354,7 @@
         <w:drawing>
           <wp:inline xmlns:a="http://schemas.openxmlformats.org/drawingml/2006/main" xmlns:pic="http://schemas.openxmlformats.org/drawingml/2006/picture">
             <wp:extent cx="4680000" cy="2507143"/>
-            <wp:docPr id="6" name="Picture 6"/>
+            <wp:docPr id="7" name="Picture 7"/>
             <wp:cNvGraphicFramePr>
               <a:graphicFrameLocks noChangeAspect="1"/>
             </wp:cNvGraphicFramePr>
@@ -9313,7 +9366,7 @@
                     <pic:cNvPicPr/>
                   </pic:nvPicPr>
                   <pic:blipFill>
-                    <a:blip r:embed="rId15"/>
+                    <a:blip r:embed="rId16"/>
                     <a:stretch>
                       <a:fillRect/>
                     </a:stretch>
@@ -9788,7 +9841,7 @@
         <w:drawing>
           <wp:inline xmlns:a="http://schemas.openxmlformats.org/drawingml/2006/main" xmlns:pic="http://schemas.openxmlformats.org/drawingml/2006/picture">
             <wp:extent cx="5580000" cy="3487500"/>
-            <wp:docPr id="7" name="Picture 7"/>
+            <wp:docPr id="8" name="Picture 8"/>
             <wp:cNvGraphicFramePr>
               <a:graphicFrameLocks noChangeAspect="1"/>
             </wp:cNvGraphicFramePr>
@@ -9800,7 +9853,7 @@
                     <pic:cNvPicPr/>
                   </pic:nvPicPr>
                   <pic:blipFill>
-                    <a:blip r:embed="rId16"/>
+                    <a:blip r:embed="rId17"/>
                     <a:stretch>
                       <a:fillRect/>
                     </a:stretch>
@@ -10858,7 +10911,7 @@
         <w:drawing>
           <wp:inline xmlns:a="http://schemas.openxmlformats.org/drawingml/2006/main" xmlns:pic="http://schemas.openxmlformats.org/drawingml/2006/picture">
             <wp:extent cx="5580000" cy="3487500"/>
-            <wp:docPr id="8" name="Picture 8"/>
+            <wp:docPr id="9" name="Picture 9"/>
             <wp:cNvGraphicFramePr>
               <a:graphicFrameLocks noChangeAspect="1"/>
             </wp:cNvGraphicFramePr>
@@ -10870,7 +10923,7 @@
                     <pic:cNvPicPr/>
                   </pic:nvPicPr>
                   <pic:blipFill>
-                    <a:blip r:embed="rId17"/>
+                    <a:blip r:embed="rId18"/>
                     <a:stretch>
                       <a:fillRect/>
                     </a:stretch>
@@ -12024,7 +12077,7 @@
         <w:drawing>
           <wp:inline xmlns:a="http://schemas.openxmlformats.org/drawingml/2006/main" xmlns:pic="http://schemas.openxmlformats.org/drawingml/2006/picture">
             <wp:extent cx="3960000" cy="2310000"/>
-            <wp:docPr id="9" name="Picture 9"/>
+            <wp:docPr id="10" name="Picture 10"/>
             <wp:cNvGraphicFramePr>
               <a:graphicFrameLocks noChangeAspect="1"/>
             </wp:cNvGraphicFramePr>
@@ -12036,7 +12089,7 @@
                     <pic:cNvPicPr/>
                   </pic:nvPicPr>
                   <pic:blipFill>
-                    <a:blip r:embed="rId18"/>
+                    <a:blip r:embed="rId19"/>
                     <a:stretch>
                       <a:fillRect/>
                     </a:stretch>
@@ -12080,7 +12133,7 @@
         <w:drawing>
           <wp:inline xmlns:a="http://schemas.openxmlformats.org/drawingml/2006/main" xmlns:pic="http://schemas.openxmlformats.org/drawingml/2006/picture">
             <wp:extent cx="4860000" cy="4628571"/>
-            <wp:docPr id="10" name="Picture 10"/>
+            <wp:docPr id="11" name="Picture 11"/>
             <wp:cNvGraphicFramePr>
               <a:graphicFrameLocks noChangeAspect="1"/>
             </wp:cNvGraphicFramePr>
@@ -12092,7 +12145,7 @@
                     <pic:cNvPicPr/>
                   </pic:nvPicPr>
                   <pic:blipFill>
-                    <a:blip r:embed="rId19"/>
+                    <a:blip r:embed="rId20"/>
                     <a:stretch>
                       <a:fillRect/>
                     </a:stretch>
@@ -12592,7 +12645,7 @@
         <w:drawing>
           <wp:inline xmlns:a="http://schemas.openxmlformats.org/drawingml/2006/main" xmlns:pic="http://schemas.openxmlformats.org/drawingml/2006/picture">
             <wp:extent cx="4860000" cy="4628571"/>
-            <wp:docPr id="11" name="Picture 11"/>
+            <wp:docPr id="12" name="Picture 12"/>
             <wp:cNvGraphicFramePr>
               <a:graphicFrameLocks noChangeAspect="1"/>
             </wp:cNvGraphicFramePr>
@@ -12604,7 +12657,7 @@
                     <pic:cNvPicPr/>
                   </pic:nvPicPr>
                   <pic:blipFill>
-                    <a:blip r:embed="rId20"/>
+                    <a:blip r:embed="rId21"/>
                     <a:stretch>
                       <a:fillRect/>
                     </a:stretch>
@@ -16968,7 +17021,7 @@
         <w:drawing>
           <wp:inline xmlns:a="http://schemas.openxmlformats.org/drawingml/2006/main" xmlns:pic="http://schemas.openxmlformats.org/drawingml/2006/picture">
             <wp:extent cx="4860000" cy="2314286"/>
-            <wp:docPr id="12" name="Picture 12"/>
+            <wp:docPr id="13" name="Picture 13"/>
             <wp:cNvGraphicFramePr>
               <a:graphicFrameLocks noChangeAspect="1"/>
             </wp:cNvGraphicFramePr>
@@ -16980,7 +17033,7 @@
                     <pic:cNvPicPr/>
                   </pic:nvPicPr>
                   <pic:blipFill>
-                    <a:blip r:embed="rId21"/>
+                    <a:blip r:embed="rId22"/>
                     <a:stretch>
                       <a:fillRect/>
                     </a:stretch>
@@ -17243,7 +17296,7 @@
         <w:drawing>
           <wp:inline xmlns:a="http://schemas.openxmlformats.org/drawingml/2006/main" xmlns:pic="http://schemas.openxmlformats.org/drawingml/2006/picture">
             <wp:extent cx="4500000" cy="2362500"/>
-            <wp:docPr id="13" name="Picture 13"/>
+            <wp:docPr id="14" name="Picture 14"/>
             <wp:cNvGraphicFramePr>
               <a:graphicFrameLocks noChangeAspect="1"/>
             </wp:cNvGraphicFramePr>
@@ -17255,7 +17308,7 @@
                     <pic:cNvPicPr/>
                   </pic:nvPicPr>
                   <pic:blipFill>
-                    <a:blip r:embed="rId22"/>
+                    <a:blip r:embed="rId23"/>
                     <a:stretch>
                       <a:fillRect/>
                     </a:stretch>
@@ -17602,7 +17655,7 @@
         <w:drawing>
           <wp:inline xmlns:a="http://schemas.openxmlformats.org/drawingml/2006/main" xmlns:pic="http://schemas.openxmlformats.org/drawingml/2006/picture">
             <wp:extent cx="5580000" cy="3487500"/>
-            <wp:docPr id="14" name="Picture 14"/>
+            <wp:docPr id="15" name="Picture 15"/>
             <wp:cNvGraphicFramePr>
               <a:graphicFrameLocks noChangeAspect="1"/>
             </wp:cNvGraphicFramePr>
@@ -17614,7 +17667,7 @@
                     <pic:cNvPicPr/>
                   </pic:nvPicPr>
                   <pic:blipFill>
-                    <a:blip r:embed="rId23"/>
+                    <a:blip r:embed="rId24"/>
                     <a:stretch>
                       <a:fillRect/>
                     </a:stretch>
@@ -18607,7 +18660,7 @@
         <w:drawing>
           <wp:inline xmlns:a="http://schemas.openxmlformats.org/drawingml/2006/main" xmlns:pic="http://schemas.openxmlformats.org/drawingml/2006/picture">
             <wp:extent cx="4860000" cy="2314286"/>
-            <wp:docPr id="15" name="Picture 15"/>
+            <wp:docPr id="16" name="Picture 16"/>
             <wp:cNvGraphicFramePr>
               <a:graphicFrameLocks noChangeAspect="1"/>
             </wp:cNvGraphicFramePr>
@@ -18619,7 +18672,7 @@
                     <pic:cNvPicPr/>
                   </pic:nvPicPr>
                   <pic:blipFill>
-                    <a:blip r:embed="rId24"/>
+                    <a:blip r:embed="rId25"/>
                     <a:stretch>
                       <a:fillRect/>
                     </a:stretch>
@@ -23263,7 +23316,7 @@
         <w:drawing>
           <wp:inline xmlns:a="http://schemas.openxmlformats.org/drawingml/2006/main" xmlns:pic="http://schemas.openxmlformats.org/drawingml/2006/picture">
             <wp:extent cx="5580000" cy="2086435"/>
-            <wp:docPr id="16" name="Picture 16"/>
+            <wp:docPr id="17" name="Picture 17"/>
             <wp:cNvGraphicFramePr>
               <a:graphicFrameLocks noChangeAspect="1"/>
             </wp:cNvGraphicFramePr>
@@ -23275,7 +23328,7 @@
                     <pic:cNvPicPr/>
                   </pic:nvPicPr>
                   <pic:blipFill>
-                    <a:blip r:embed="rId25"/>
+                    <a:blip r:embed="rId26"/>
                     <a:stretch>
                       <a:fillRect/>
                     </a:stretch>
